--- a/cortexplm/docs/guides/CortexPLM_Installation_Guide.docx
+++ b/cortexplm/docs/guides/CortexPLM_Installation_Guide.docx
@@ -174,7 +174,7 @@
             </w:rPr>
             <w:fldChar w:fldCharType="separate"/>
           </w:r>
-          <w:hyperlink w:anchor="__RefHeading___Toc721_3479964216">
+          <w:hyperlink w:anchor="__RefHeading___Toc817_1092322862">
             <w:r>
               <w:rPr>
                 <w:webHidden/>
@@ -195,7 +195,7 @@
             </w:tabs>
             <w:rPr/>
           </w:pPr>
-          <w:hyperlink w:anchor="__RefHeading___Toc723_3479964216">
+          <w:hyperlink w:anchor="__RefHeading___Toc819_1092322862">
             <w:r>
               <w:rPr>
                 <w:webHidden/>
@@ -216,7 +216,7 @@
             </w:tabs>
             <w:rPr/>
           </w:pPr>
-          <w:hyperlink w:anchor="__RefHeading___Toc725_3479964216">
+          <w:hyperlink w:anchor="__RefHeading___Toc821_1092322862">
             <w:r>
               <w:rPr>
                 <w:webHidden/>
@@ -237,7 +237,7 @@
             </w:tabs>
             <w:rPr/>
           </w:pPr>
-          <w:hyperlink w:anchor="__RefHeading___Toc727_3479964216">
+          <w:hyperlink w:anchor="__RefHeading___Toc823_1092322862">
             <w:r>
               <w:rPr>
                 <w:webHidden/>
@@ -258,7 +258,7 @@
             </w:tabs>
             <w:rPr/>
           </w:pPr>
-          <w:hyperlink w:anchor="__RefHeading___Toc729_3479964216">
+          <w:hyperlink w:anchor="__RefHeading___Toc825_1092322862">
             <w:r>
               <w:rPr>
                 <w:webHidden/>
@@ -279,7 +279,7 @@
             </w:tabs>
             <w:rPr/>
           </w:pPr>
-          <w:hyperlink w:anchor="__RefHeading___Toc731_3479964216">
+          <w:hyperlink w:anchor="__RefHeading___Toc827_1092322862">
             <w:r>
               <w:rPr>
                 <w:webHidden/>
@@ -300,7 +300,7 @@
             </w:tabs>
             <w:rPr/>
           </w:pPr>
-          <w:hyperlink w:anchor="__RefHeading___Toc733_3479964216">
+          <w:hyperlink w:anchor="__RefHeading___Toc829_1092322862">
             <w:r>
               <w:rPr>
                 <w:webHidden/>
@@ -321,7 +321,7 @@
             </w:tabs>
             <w:rPr/>
           </w:pPr>
-          <w:hyperlink w:anchor="__RefHeading___Toc735_3479964216">
+          <w:hyperlink w:anchor="__RefHeading___Toc831_1092322862">
             <w:r>
               <w:rPr>
                 <w:webHidden/>
@@ -342,7 +342,7 @@
             </w:tabs>
             <w:rPr/>
           </w:pPr>
-          <w:hyperlink w:anchor="__RefHeading___Toc737_3479964216">
+          <w:hyperlink w:anchor="__RefHeading___Toc833_1092322862">
             <w:r>
               <w:rPr>
                 <w:webHidden/>
@@ -363,7 +363,7 @@
             </w:tabs>
             <w:rPr/>
           </w:pPr>
-          <w:hyperlink w:anchor="__RefHeading___Toc739_3479964216">
+          <w:hyperlink w:anchor="__RefHeading___Toc835_1092322862">
             <w:r>
               <w:rPr>
                 <w:webHidden/>
@@ -384,7 +384,7 @@
             </w:tabs>
             <w:rPr/>
           </w:pPr>
-          <w:hyperlink w:anchor="__RefHeading___Toc741_3479964216">
+          <w:hyperlink w:anchor="__RefHeading___Toc837_1092322862">
             <w:r>
               <w:rPr>
                 <w:webHidden/>
@@ -405,7 +405,7 @@
             </w:tabs>
             <w:rPr/>
           </w:pPr>
-          <w:hyperlink w:anchor="__RefHeading___Toc743_3479964216">
+          <w:hyperlink w:anchor="__RefHeading___Toc839_1092322862">
             <w:r>
               <w:rPr>
                 <w:webHidden/>
@@ -426,7 +426,7 @@
             </w:tabs>
             <w:rPr/>
           </w:pPr>
-          <w:hyperlink w:anchor="__RefHeading___Toc745_3479964216">
+          <w:hyperlink w:anchor="__RefHeading___Toc841_1092322862">
             <w:r>
               <w:rPr>
                 <w:webHidden/>
@@ -447,7 +447,7 @@
             </w:tabs>
             <w:rPr/>
           </w:pPr>
-          <w:hyperlink w:anchor="__RefHeading___Toc747_3479964216">
+          <w:hyperlink w:anchor="__RefHeading___Toc843_1092322862">
             <w:r>
               <w:rPr>
                 <w:webHidden/>
@@ -468,7 +468,7 @@
             </w:tabs>
             <w:rPr/>
           </w:pPr>
-          <w:hyperlink w:anchor="__RefHeading___Toc749_3479964216">
+          <w:hyperlink w:anchor="__RefHeading___Toc845_1092322862">
             <w:r>
               <w:rPr>
                 <w:webHidden/>
@@ -489,7 +489,7 @@
             </w:tabs>
             <w:rPr/>
           </w:pPr>
-          <w:hyperlink w:anchor="__RefHeading___Toc751_3479964216">
+          <w:hyperlink w:anchor="__RefHeading___Toc847_1092322862">
             <w:r>
               <w:rPr>
                 <w:webHidden/>
@@ -510,13 +510,34 @@
             </w:tabs>
             <w:rPr/>
           </w:pPr>
-          <w:hyperlink w:anchor="__RefHeading___Toc753_3479964216">
+          <w:hyperlink w:anchor="__RefHeading___Toc849_1092322862">
             <w:r>
               <w:rPr>
                 <w:webHidden/>
                 <w:rStyle w:val="IndexLink"/>
               </w:rPr>
               <w:t>7.3 Reset the demonstration data</w:t>
+              <w:tab/>
+              <w:t>6</w:t>
+            </w:r>
+          </w:hyperlink>
+        </w:p>
+        <w:p>
+          <w:pPr>
+            <w:pStyle w:val="TOC2"/>
+            <w:tabs>
+              <w:tab w:val="clear" w:pos="9463"/>
+              <w:tab w:val="right" w:pos="9745" w:leader="dot"/>
+            </w:tabs>
+            <w:rPr/>
+          </w:pPr>
+          <w:hyperlink w:anchor="__RefHeading___Toc851_1092322862">
+            <w:r>
+              <w:rPr>
+                <w:webHidden/>
+                <w:rStyle w:val="IndexLink"/>
+              </w:rPr>
+              <w:t>7.4 Back up and restore</w:t>
               <w:tab/>
               <w:t>6</w:t>
             </w:r>
@@ -531,7 +552,7 @@
             </w:tabs>
             <w:rPr/>
           </w:pPr>
-          <w:hyperlink w:anchor="__RefHeading___Toc755_3479964216">
+          <w:hyperlink w:anchor="__RefHeading___Toc853_1092322862">
             <w:r>
               <w:rPr>
                 <w:webHidden/>
@@ -552,7 +573,7 @@
             </w:tabs>
             <w:rPr/>
           </w:pPr>
-          <w:hyperlink w:anchor="__RefHeading___Toc757_3479964216">
+          <w:hyperlink w:anchor="__RefHeading___Toc855_1092322862">
             <w:r>
               <w:rPr>
                 <w:webHidden/>
@@ -560,7 +581,7 @@
               </w:rPr>
               <w:t>9. Troubleshooting</w:t>
               <w:tab/>
-              <w:t>6</w:t>
+              <w:t>7</w:t>
             </w:r>
           </w:hyperlink>
           <w:r>
@@ -602,7 +623,7 @@
         <w:spacing w:before="0" w:after="160"/>
         <w:rPr/>
       </w:pPr>
-      <w:bookmarkStart w:id="0" w:name="__RefHeading___Toc721_3479964216"/>
+      <w:bookmarkStart w:id="0" w:name="__RefHeading___Toc817_1092322862"/>
       <w:bookmarkEnd w:id="0"/>
       <w:r>
         <w:rPr/>
@@ -626,7 +647,7 @@
         <w:pStyle w:val="Heading2"/>
         <w:rPr/>
       </w:pPr>
-      <w:bookmarkStart w:id="1" w:name="__RefHeading___Toc723_3479964216"/>
+      <w:bookmarkStart w:id="1" w:name="__RefHeading___Toc819_1092322862"/>
       <w:bookmarkEnd w:id="1"/>
       <w:r>
         <w:rPr/>
@@ -1121,7 +1142,7 @@
         <w:pStyle w:val="Heading2"/>
         <w:rPr/>
       </w:pPr>
-      <w:bookmarkStart w:id="2" w:name="__RefHeading___Toc725_3479964216"/>
+      <w:bookmarkStart w:id="2" w:name="__RefHeading___Toc821_1092322862"/>
       <w:bookmarkEnd w:id="2"/>
       <w:r>
         <w:rPr/>
@@ -1501,7 +1522,7 @@
         <w:pStyle w:val="Heading1"/>
         <w:rPr/>
       </w:pPr>
-      <w:bookmarkStart w:id="3" w:name="__RefHeading___Toc727_3479964216"/>
+      <w:bookmarkStart w:id="3" w:name="__RefHeading___Toc823_1092322862"/>
       <w:bookmarkEnd w:id="3"/>
       <w:r>
         <w:rPr/>
@@ -1785,7 +1806,7 @@
         <w:pStyle w:val="Heading1"/>
         <w:rPr/>
       </w:pPr>
-      <w:bookmarkStart w:id="4" w:name="__RefHeading___Toc729_3479964216"/>
+      <w:bookmarkStart w:id="4" w:name="__RefHeading___Toc825_1092322862"/>
       <w:bookmarkEnd w:id="4"/>
       <w:r>
         <w:rPr/>
@@ -1797,7 +1818,7 @@
         <w:pStyle w:val="Heading2"/>
         <w:rPr/>
       </w:pPr>
-      <w:bookmarkStart w:id="5" w:name="__RefHeading___Toc731_3479964216"/>
+      <w:bookmarkStart w:id="5" w:name="__RefHeading___Toc827_1092322862"/>
       <w:bookmarkEnd w:id="5"/>
       <w:r>
         <w:rPr/>
@@ -1979,7 +2000,7 @@
         <w:pStyle w:val="Heading2"/>
         <w:rPr/>
       </w:pPr>
-      <w:bookmarkStart w:id="6" w:name="__RefHeading___Toc733_3479964216"/>
+      <w:bookmarkStart w:id="6" w:name="__RefHeading___Toc829_1092322862"/>
       <w:bookmarkEnd w:id="6"/>
       <w:r>
         <w:rPr/>
@@ -2325,7 +2346,7 @@
         <w:pStyle w:val="Heading1"/>
         <w:rPr/>
       </w:pPr>
-      <w:bookmarkStart w:id="7" w:name="__RefHeading___Toc735_3479964216"/>
+      <w:bookmarkStart w:id="7" w:name="__RefHeading___Toc831_1092322862"/>
       <w:bookmarkEnd w:id="7"/>
       <w:r>
         <w:rPr/>
@@ -2699,7 +2720,7 @@
                 <w:rFonts w:eastAsia="Times New Roman" w:cs="Times New Roman"/>
                 <w:sz w:val="19"/>
               </w:rPr>
-              <w:t>Creates the database with six demonstration organizations, 126 projects and their history. It ends with "Done".</w:t>
+              <w:t>Creates the database with seven demonstration organizations (one per sector), 147 projects and their history. It ends with "Done".</w:t>
             </w:r>
           </w:p>
         </w:tc>
@@ -2991,7 +3012,7 @@
         <w:pStyle w:val="Heading1"/>
         <w:rPr/>
       </w:pPr>
-      <w:bookmarkStart w:id="8" w:name="__RefHeading___Toc737_3479964216"/>
+      <w:bookmarkStart w:id="8" w:name="__RefHeading___Toc833_1092322862"/>
       <w:bookmarkEnd w:id="8"/>
       <w:r>
         <w:rPr/>
@@ -3400,7 +3421,7 @@
         <w:pStyle w:val="Heading1"/>
         <w:rPr/>
       </w:pPr>
-      <w:bookmarkStart w:id="9" w:name="__RefHeading___Toc739_3479964216"/>
+      <w:bookmarkStart w:id="9" w:name="__RefHeading___Toc835_1092322862"/>
       <w:bookmarkEnd w:id="9"/>
       <w:r>
         <w:rPr/>
@@ -3507,7 +3528,7 @@
         <w:pStyle w:val="Heading2"/>
         <w:rPr/>
       </w:pPr>
-      <w:bookmarkStart w:id="10" w:name="__RefHeading___Toc741_3479964216"/>
+      <w:bookmarkStart w:id="10" w:name="__RefHeading___Toc837_1092322862"/>
       <w:bookmarkEnd w:id="10"/>
       <w:r>
         <w:rPr/>
@@ -3724,7 +3745,7 @@
         <w:pStyle w:val="Heading2"/>
         <w:rPr/>
       </w:pPr>
-      <w:bookmarkStart w:id="11" w:name="__RefHeading___Toc743_3479964216"/>
+      <w:bookmarkStart w:id="11" w:name="__RefHeading___Toc839_1092322862"/>
       <w:bookmarkEnd w:id="11"/>
       <w:r>
         <w:rPr/>
@@ -3784,9 +3805,10 @@
         <w:tblLook w:val="04a0" w:noHBand="0" w:noVBand="1" w:firstColumn="1" w:lastRow="0" w:lastColumn="0" w:firstRow="1"/>
       </w:tblPr>
       <w:tblGrid>
-        <w:gridCol w:w="3023"/>
-        <w:gridCol w:w="4032"/>
-        <w:gridCol w:w="2693"/>
+        <w:gridCol w:w="2519"/>
+        <w:gridCol w:w="3168"/>
+        <w:gridCol w:w="1944"/>
+        <w:gridCol w:w="2116"/>
       </w:tblGrid>
       <w:tr>
         <w:trPr>
@@ -3794,7 +3816,7 @@
         </w:trPr>
         <w:tc>
           <w:tcPr>
-            <w:tcW w:w="3023" w:type="dxa"/>
+            <w:tcW w:w="2519" w:type="dxa"/>
             <w:tcBorders>
               <w:top w:val="single" w:sz="4" w:space="0" w:color="E3E3E4"/>
               <w:left w:val="single" w:sz="4" w:space="0" w:color="E3E3E4"/>
@@ -3817,13 +3839,13 @@
                 <w:color w:val="FFFFFF"/>
                 <w:sz w:val="19"/>
               </w:rPr>
-              <w:t>Industry</w:t>
+              <w:t>Sector</w:t>
             </w:r>
           </w:p>
         </w:tc>
         <w:tc>
           <w:tcPr>
-            <w:tcW w:w="4032" w:type="dxa"/>
+            <w:tcW w:w="3168" w:type="dxa"/>
             <w:tcBorders>
               <w:top w:val="single" w:sz="4" w:space="0" w:color="E3E3E4"/>
               <w:left w:val="single" w:sz="4" w:space="0" w:color="E3E3E4"/>
@@ -3852,7 +3874,7 @@
         </w:tc>
         <w:tc>
           <w:tcPr>
-            <w:tcW w:w="2693" w:type="dxa"/>
+            <w:tcW w:w="1944" w:type="dxa"/>
             <w:tcBorders>
               <w:top w:val="single" w:sz="4" w:space="0" w:color="E3E3E4"/>
               <w:left w:val="single" w:sz="4" w:space="0" w:color="E3E3E4"/>
@@ -3879,12 +3901,41 @@
             </w:r>
           </w:p>
         </w:tc>
+        <w:tc>
+          <w:tcPr>
+            <w:tcW w:w="2116" w:type="dxa"/>
+            <w:tcBorders>
+              <w:top w:val="single" w:sz="4" w:space="0" w:color="E3E3E4"/>
+              <w:left w:val="single" w:sz="4" w:space="0" w:color="E3E3E4"/>
+              <w:bottom w:val="single" w:sz="4" w:space="0" w:color="E3E3E4"/>
+              <w:right w:val="single" w:sz="4" w:space="0" w:color="E3E3E4"/>
+            </w:tcBorders>
+            <w:shd w:color="auto" w:fill="F8931D" w:val="clear"/>
+          </w:tcPr>
+          <w:p>
+            <w:pPr>
+              <w:pStyle w:val="Normal"/>
+              <w:spacing w:before="0" w:after="120"/>
+              <w:jc w:val="left"/>
+              <w:rPr/>
+            </w:pPr>
+            <w:r>
+              <w:rPr>
+                <w:rFonts w:eastAsia="Times New Roman" w:cs="Times New Roman"/>
+                <w:b/>
+                <w:color w:val="FFFFFF"/>
+                <w:sz w:val="19"/>
+              </w:rPr>
+              <w:t>Group</w:t>
+            </w:r>
+          </w:p>
+        </w:tc>
       </w:tr>
       <w:tr>
         <w:trPr/>
         <w:tc>
           <w:tcPr>
-            <w:tcW w:w="3023" w:type="dxa"/>
+            <w:tcW w:w="2519" w:type="dxa"/>
             <w:tcBorders>
               <w:top w:val="single" w:sz="4" w:space="0" w:color="E3E3E4"/>
               <w:left w:val="single" w:sz="4" w:space="0" w:color="E3E3E4"/>
@@ -3910,7 +3961,7 @@
         </w:tc>
         <w:tc>
           <w:tcPr>
-            <w:tcW w:w="4032" w:type="dxa"/>
+            <w:tcW w:w="3168" w:type="dxa"/>
             <w:tcBorders>
               <w:top w:val="single" w:sz="4" w:space="0" w:color="E3E3E4"/>
               <w:left w:val="single" w:sz="4" w:space="0" w:color="E3E3E4"/>
@@ -3936,7 +3987,7 @@
         </w:tc>
         <w:tc>
           <w:tcPr>
-            <w:tcW w:w="2693" w:type="dxa"/>
+            <w:tcW w:w="1944" w:type="dxa"/>
             <w:tcBorders>
               <w:top w:val="single" w:sz="4" w:space="0" w:color="E3E3E4"/>
               <w:left w:val="single" w:sz="4" w:space="0" w:color="E3E3E4"/>
@@ -3961,12 +4012,38 @@
             </w:r>
           </w:p>
         </w:tc>
+        <w:tc>
+          <w:tcPr>
+            <w:tcW w:w="2116" w:type="dxa"/>
+            <w:tcBorders>
+              <w:top w:val="single" w:sz="4" w:space="0" w:color="E3E3E4"/>
+              <w:left w:val="single" w:sz="4" w:space="0" w:color="E3E3E4"/>
+              <w:bottom w:val="single" w:sz="4" w:space="0" w:color="E3E3E4"/>
+              <w:right w:val="single" w:sz="4" w:space="0" w:color="E3E3E4"/>
+            </w:tcBorders>
+          </w:tcPr>
+          <w:p>
+            <w:pPr>
+              <w:pStyle w:val="Normal"/>
+              <w:spacing w:lineRule="auto" w:line="240" w:before="0" w:after="0"/>
+              <w:jc w:val="left"/>
+              <w:rPr/>
+            </w:pPr>
+            <w:r>
+              <w:rPr>
+                <w:rFonts w:eastAsia="Times New Roman" w:cs="Times New Roman"/>
+                <w:sz w:val="19"/>
+              </w:rPr>
+              <w:t>Independent</w:t>
+            </w:r>
+          </w:p>
+        </w:tc>
       </w:tr>
       <w:tr>
         <w:trPr/>
         <w:tc>
           <w:tcPr>
-            <w:tcW w:w="3023" w:type="dxa"/>
+            <w:tcW w:w="2519" w:type="dxa"/>
             <w:tcBorders>
               <w:top w:val="single" w:sz="4" w:space="0" w:color="E3E3E4"/>
               <w:left w:val="single" w:sz="4" w:space="0" w:color="E3E3E4"/>
@@ -3993,7 +4070,7 @@
         </w:tc>
         <w:tc>
           <w:tcPr>
-            <w:tcW w:w="4032" w:type="dxa"/>
+            <w:tcW w:w="3168" w:type="dxa"/>
             <w:tcBorders>
               <w:top w:val="single" w:sz="4" w:space="0" w:color="E3E3E4"/>
               <w:left w:val="single" w:sz="4" w:space="0" w:color="E3E3E4"/>
@@ -4020,7 +4097,7 @@
         </w:tc>
         <w:tc>
           <w:tcPr>
-            <w:tcW w:w="2693" w:type="dxa"/>
+            <w:tcW w:w="1944" w:type="dxa"/>
             <w:tcBorders>
               <w:top w:val="single" w:sz="4" w:space="0" w:color="E3E3E4"/>
               <w:left w:val="single" w:sz="4" w:space="0" w:color="E3E3E4"/>
@@ -4046,94 +4123,9 @@
             </w:r>
           </w:p>
         </w:tc>
-      </w:tr>
-      <w:tr>
-        <w:trPr/>
         <w:tc>
           <w:tcPr>
-            <w:tcW w:w="3023" w:type="dxa"/>
-            <w:tcBorders>
-              <w:top w:val="single" w:sz="4" w:space="0" w:color="E3E3E4"/>
-              <w:left w:val="single" w:sz="4" w:space="0" w:color="E3E3E4"/>
-              <w:bottom w:val="single" w:sz="4" w:space="0" w:color="E3E3E4"/>
-              <w:right w:val="single" w:sz="4" w:space="0" w:color="E3E3E4"/>
-            </w:tcBorders>
-          </w:tcPr>
-          <w:p>
-            <w:pPr>
-              <w:pStyle w:val="Normal"/>
-              <w:spacing w:lineRule="auto" w:line="240" w:before="0" w:after="0"/>
-              <w:jc w:val="left"/>
-              <w:rPr/>
-            </w:pPr>
-            <w:r>
-              <w:rPr>
-                <w:rFonts w:eastAsia="Times New Roman" w:cs="Times New Roman"/>
-                <w:sz w:val="19"/>
-              </w:rPr>
-              <w:t>Healthcare</w:t>
-            </w:r>
-          </w:p>
-        </w:tc>
-        <w:tc>
-          <w:tcPr>
-            <w:tcW w:w="4032" w:type="dxa"/>
-            <w:tcBorders>
-              <w:top w:val="single" w:sz="4" w:space="0" w:color="E3E3E4"/>
-              <w:left w:val="single" w:sz="4" w:space="0" w:color="E3E3E4"/>
-              <w:bottom w:val="single" w:sz="4" w:space="0" w:color="E3E3E4"/>
-              <w:right w:val="single" w:sz="4" w:space="0" w:color="E3E3E4"/>
-            </w:tcBorders>
-          </w:tcPr>
-          <w:p>
-            <w:pPr>
-              <w:pStyle w:val="Normal"/>
-              <w:spacing w:lineRule="auto" w:line="240" w:before="0" w:after="0"/>
-              <w:jc w:val="left"/>
-              <w:rPr/>
-            </w:pPr>
-            <w:r>
-              <w:rPr>
-                <w:rFonts w:eastAsia="Times New Roman" w:cs="Times New Roman"/>
-                <w:sz w:val="19"/>
-              </w:rPr>
-              <w:t>Meridale Health Network</w:t>
-            </w:r>
-          </w:p>
-        </w:tc>
-        <w:tc>
-          <w:tcPr>
-            <w:tcW w:w="2693" w:type="dxa"/>
-            <w:tcBorders>
-              <w:top w:val="single" w:sz="4" w:space="0" w:color="E3E3E4"/>
-              <w:left w:val="single" w:sz="4" w:space="0" w:color="E3E3E4"/>
-              <w:bottom w:val="single" w:sz="4" w:space="0" w:color="E3E3E4"/>
-              <w:right w:val="single" w:sz="4" w:space="0" w:color="E3E3E4"/>
-            </w:tcBorders>
-          </w:tcPr>
-          <w:p>
-            <w:pPr>
-              <w:pStyle w:val="Normal"/>
-              <w:spacing w:lineRule="auto" w:line="240" w:before="0" w:after="0"/>
-              <w:jc w:val="left"/>
-              <w:rPr/>
-            </w:pPr>
-            <w:r>
-              <w:rPr>
-                <w:rFonts w:eastAsia="Times New Roman" w:cs="Times New Roman"/>
-                <w:b/>
-                <w:sz w:val="19"/>
-              </w:rPr>
-              <w:t>meridale.example</w:t>
-            </w:r>
-          </w:p>
-        </w:tc>
-      </w:tr>
-      <w:tr>
-        <w:trPr/>
-        <w:tc>
-          <w:tcPr>
-            <w:tcW w:w="3023" w:type="dxa"/>
+            <w:tcW w:w="2116" w:type="dxa"/>
             <w:tcBorders>
               <w:top w:val="single" w:sz="4" w:space="0" w:color="E3E3E4"/>
               <w:left w:val="single" w:sz="4" w:space="0" w:color="E3E3E4"/>
@@ -4154,13 +4146,124 @@
                 <w:rFonts w:eastAsia="Times New Roman" w:cs="Times New Roman"/>
                 <w:sz w:val="19"/>
               </w:rPr>
-              <w:t>Agro-Business – Dairy Products</w:t>
+              <w:t>Atlas Infrastructure Holding</w:t>
+            </w:r>
+          </w:p>
+        </w:tc>
+      </w:tr>
+      <w:tr>
+        <w:trPr/>
+        <w:tc>
+          <w:tcPr>
+            <w:tcW w:w="2519" w:type="dxa"/>
+            <w:tcBorders>
+              <w:top w:val="single" w:sz="4" w:space="0" w:color="E3E3E4"/>
+              <w:left w:val="single" w:sz="4" w:space="0" w:color="E3E3E4"/>
+              <w:bottom w:val="single" w:sz="4" w:space="0" w:color="E3E3E4"/>
+              <w:right w:val="single" w:sz="4" w:space="0" w:color="E3E3E4"/>
+            </w:tcBorders>
+          </w:tcPr>
+          <w:p>
+            <w:pPr>
+              <w:pStyle w:val="Normal"/>
+              <w:spacing w:lineRule="auto" w:line="240" w:before="0" w:after="0"/>
+              <w:jc w:val="left"/>
+              <w:rPr/>
+            </w:pPr>
+            <w:r>
+              <w:rPr>
+                <w:rFonts w:eastAsia="Times New Roman" w:cs="Times New Roman"/>
+                <w:sz w:val="19"/>
+              </w:rPr>
+              <w:t>Healthcare</w:t>
             </w:r>
           </w:p>
         </w:tc>
         <w:tc>
           <w:tcPr>
-            <w:tcW w:w="4032" w:type="dxa"/>
+            <w:tcW w:w="3168" w:type="dxa"/>
+            <w:tcBorders>
+              <w:top w:val="single" w:sz="4" w:space="0" w:color="E3E3E4"/>
+              <w:left w:val="single" w:sz="4" w:space="0" w:color="E3E3E4"/>
+              <w:bottom w:val="single" w:sz="4" w:space="0" w:color="E3E3E4"/>
+              <w:right w:val="single" w:sz="4" w:space="0" w:color="E3E3E4"/>
+            </w:tcBorders>
+          </w:tcPr>
+          <w:p>
+            <w:pPr>
+              <w:pStyle w:val="Normal"/>
+              <w:spacing w:lineRule="auto" w:line="240" w:before="0" w:after="0"/>
+              <w:jc w:val="left"/>
+              <w:rPr/>
+            </w:pPr>
+            <w:r>
+              <w:rPr>
+                <w:rFonts w:eastAsia="Times New Roman" w:cs="Times New Roman"/>
+                <w:sz w:val="19"/>
+              </w:rPr>
+              <w:t>Meridale Health Network</w:t>
+            </w:r>
+          </w:p>
+        </w:tc>
+        <w:tc>
+          <w:tcPr>
+            <w:tcW w:w="1944" w:type="dxa"/>
+            <w:tcBorders>
+              <w:top w:val="single" w:sz="4" w:space="0" w:color="E3E3E4"/>
+              <w:left w:val="single" w:sz="4" w:space="0" w:color="E3E3E4"/>
+              <w:bottom w:val="single" w:sz="4" w:space="0" w:color="E3E3E4"/>
+              <w:right w:val="single" w:sz="4" w:space="0" w:color="E3E3E4"/>
+            </w:tcBorders>
+          </w:tcPr>
+          <w:p>
+            <w:pPr>
+              <w:pStyle w:val="Normal"/>
+              <w:spacing w:lineRule="auto" w:line="240" w:before="0" w:after="0"/>
+              <w:jc w:val="left"/>
+              <w:rPr/>
+            </w:pPr>
+            <w:r>
+              <w:rPr>
+                <w:rFonts w:eastAsia="Times New Roman" w:cs="Times New Roman"/>
+                <w:b/>
+                <w:sz w:val="19"/>
+              </w:rPr>
+              <w:t>meridale.example</w:t>
+            </w:r>
+          </w:p>
+        </w:tc>
+        <w:tc>
+          <w:tcPr>
+            <w:tcW w:w="2116" w:type="dxa"/>
+            <w:tcBorders>
+              <w:top w:val="single" w:sz="4" w:space="0" w:color="E3E3E4"/>
+              <w:left w:val="single" w:sz="4" w:space="0" w:color="E3E3E4"/>
+              <w:bottom w:val="single" w:sz="4" w:space="0" w:color="E3E3E4"/>
+              <w:right w:val="single" w:sz="4" w:space="0" w:color="E3E3E4"/>
+            </w:tcBorders>
+          </w:tcPr>
+          <w:p>
+            <w:pPr>
+              <w:pStyle w:val="Normal"/>
+              <w:spacing w:lineRule="auto" w:line="240" w:before="0" w:after="0"/>
+              <w:jc w:val="left"/>
+              <w:rPr/>
+            </w:pPr>
+            <w:r>
+              <w:rPr>
+                <w:rFonts w:eastAsia="Times New Roman" w:cs="Times New Roman"/>
+                <w:sz w:val="19"/>
+              </w:rPr>
+              <w:t>Independent</w:t>
+            </w:r>
+          </w:p>
+        </w:tc>
+      </w:tr>
+      <w:tr>
+        <w:trPr/>
+        <w:tc>
+          <w:tcPr>
+            <w:tcW w:w="2519" w:type="dxa"/>
             <w:tcBorders>
               <w:top w:val="single" w:sz="4" w:space="0" w:color="E3E3E4"/>
               <w:left w:val="single" w:sz="4" w:space="0" w:color="E3E3E4"/>
@@ -4181,13 +4284,13 @@
                 <w:rFonts w:eastAsia="Times New Roman" w:cs="Times New Roman"/>
                 <w:sz w:val="19"/>
               </w:rPr>
-              <w:t>Valdora Dairy Cooperative</w:t>
+              <w:t>Agro-Business – Dairy Products</w:t>
             </w:r>
           </w:p>
         </w:tc>
         <w:tc>
           <w:tcPr>
-            <w:tcW w:w="2693" w:type="dxa"/>
+            <w:tcW w:w="3168" w:type="dxa"/>
             <w:tcBorders>
               <w:top w:val="single" w:sz="4" w:space="0" w:color="E3E3E4"/>
               <w:left w:val="single" w:sz="4" w:space="0" w:color="E3E3E4"/>
@@ -4206,101 +4309,15 @@
             <w:r>
               <w:rPr>
                 <w:rFonts w:eastAsia="Times New Roman" w:cs="Times New Roman"/>
-                <w:b/>
-                <w:sz w:val="19"/>
-              </w:rPr>
-              <w:t>valdora.example</w:t>
-            </w:r>
-          </w:p>
-        </w:tc>
-      </w:tr>
-      <w:tr>
-        <w:trPr/>
-        <w:tc>
-          <w:tcPr>
-            <w:tcW w:w="3023" w:type="dxa"/>
-            <w:tcBorders>
-              <w:top w:val="single" w:sz="4" w:space="0" w:color="E3E3E4"/>
-              <w:left w:val="single" w:sz="4" w:space="0" w:color="E3E3E4"/>
-              <w:bottom w:val="single" w:sz="4" w:space="0" w:color="E3E3E4"/>
-              <w:right w:val="single" w:sz="4" w:space="0" w:color="E3E3E4"/>
-            </w:tcBorders>
-          </w:tcPr>
-          <w:p>
-            <w:pPr>
-              <w:pStyle w:val="Normal"/>
-              <w:spacing w:lineRule="auto" w:line="240" w:before="0" w:after="0"/>
-              <w:jc w:val="left"/>
-              <w:rPr/>
-            </w:pPr>
-            <w:r>
-              <w:rPr>
-                <w:rFonts w:eastAsia="Times New Roman" w:cs="Times New Roman"/>
-                <w:sz w:val="19"/>
-              </w:rPr>
-              <w:t>Transportation</w:t>
+                <w:sz w:val="19"/>
+              </w:rPr>
+              <w:t>Valdora Dairy Cooperative</w:t>
             </w:r>
           </w:p>
         </w:tc>
         <w:tc>
           <w:tcPr>
-            <w:tcW w:w="4032" w:type="dxa"/>
-            <w:tcBorders>
-              <w:top w:val="single" w:sz="4" w:space="0" w:color="E3E3E4"/>
-              <w:left w:val="single" w:sz="4" w:space="0" w:color="E3E3E4"/>
-              <w:bottom w:val="single" w:sz="4" w:space="0" w:color="E3E3E4"/>
-              <w:right w:val="single" w:sz="4" w:space="0" w:color="E3E3E4"/>
-            </w:tcBorders>
-          </w:tcPr>
-          <w:p>
-            <w:pPr>
-              <w:pStyle w:val="Normal"/>
-              <w:spacing w:lineRule="auto" w:line="240" w:before="0" w:after="0"/>
-              <w:jc w:val="left"/>
-              <w:rPr/>
-            </w:pPr>
-            <w:r>
-              <w:rPr>
-                <w:rFonts w:eastAsia="Times New Roman" w:cs="Times New Roman"/>
-                <w:sz w:val="19"/>
-              </w:rPr>
-              <w:t>Orvane Transit Group</w:t>
-            </w:r>
-          </w:p>
-        </w:tc>
-        <w:tc>
-          <w:tcPr>
-            <w:tcW w:w="2693" w:type="dxa"/>
-            <w:tcBorders>
-              <w:top w:val="single" w:sz="4" w:space="0" w:color="E3E3E4"/>
-              <w:left w:val="single" w:sz="4" w:space="0" w:color="E3E3E4"/>
-              <w:bottom w:val="single" w:sz="4" w:space="0" w:color="E3E3E4"/>
-              <w:right w:val="single" w:sz="4" w:space="0" w:color="E3E3E4"/>
-            </w:tcBorders>
-          </w:tcPr>
-          <w:p>
-            <w:pPr>
-              <w:pStyle w:val="Normal"/>
-              <w:spacing w:lineRule="auto" w:line="240" w:before="0" w:after="0"/>
-              <w:jc w:val="left"/>
-              <w:rPr/>
-            </w:pPr>
-            <w:r>
-              <w:rPr>
-                <w:rFonts w:eastAsia="Times New Roman" w:cs="Times New Roman"/>
-                <w:b/>
-                <w:sz w:val="19"/>
-              </w:rPr>
-              <w:t>orvane.example</w:t>
-            </w:r>
-          </w:p>
-        </w:tc>
-      </w:tr>
-      <w:tr>
-        <w:trPr/>
-        <w:tc>
-          <w:tcPr>
-            <w:tcW w:w="3023" w:type="dxa"/>
+            <w:tcW w:w="1944" w:type="dxa"/>
             <w:tcBorders>
               <w:top w:val="single" w:sz="4" w:space="0" w:color="E3E3E4"/>
               <w:left w:val="single" w:sz="4" w:space="0" w:color="E3E3E4"/>
@@ -4319,15 +4336,16 @@
             <w:r>
               <w:rPr>
                 <w:rFonts w:eastAsia="Times New Roman" w:cs="Times New Roman"/>
-                <w:sz w:val="19"/>
-              </w:rPr>
-              <w:t>Oil, Gas &amp; Energy</w:t>
+                <w:b/>
+                <w:sz w:val="19"/>
+              </w:rPr>
+              <w:t>valdora.example</w:t>
             </w:r>
           </w:p>
         </w:tc>
         <w:tc>
           <w:tcPr>
-            <w:tcW w:w="4032" w:type="dxa"/>
+            <w:tcW w:w="2116" w:type="dxa"/>
             <w:tcBorders>
               <w:top w:val="single" w:sz="4" w:space="0" w:color="E3E3E4"/>
               <w:left w:val="single" w:sz="4" w:space="0" w:color="E3E3E4"/>
@@ -4348,13 +4366,124 @@
                 <w:rFonts w:eastAsia="Times New Roman" w:cs="Times New Roman"/>
                 <w:sz w:val="19"/>
               </w:rPr>
-              <w:t>Kestrel Energy &amp; Utilities</w:t>
+              <w:t>Crescent Agro-Energy Group</w:t>
+            </w:r>
+          </w:p>
+        </w:tc>
+      </w:tr>
+      <w:tr>
+        <w:trPr/>
+        <w:tc>
+          <w:tcPr>
+            <w:tcW w:w="2519" w:type="dxa"/>
+            <w:tcBorders>
+              <w:top w:val="single" w:sz="4" w:space="0" w:color="E3E3E4"/>
+              <w:left w:val="single" w:sz="4" w:space="0" w:color="E3E3E4"/>
+              <w:bottom w:val="single" w:sz="4" w:space="0" w:color="E3E3E4"/>
+              <w:right w:val="single" w:sz="4" w:space="0" w:color="E3E3E4"/>
+            </w:tcBorders>
+          </w:tcPr>
+          <w:p>
+            <w:pPr>
+              <w:pStyle w:val="Normal"/>
+              <w:spacing w:lineRule="auto" w:line="240" w:before="0" w:after="0"/>
+              <w:jc w:val="left"/>
+              <w:rPr/>
+            </w:pPr>
+            <w:r>
+              <w:rPr>
+                <w:rFonts w:eastAsia="Times New Roman" w:cs="Times New Roman"/>
+                <w:sz w:val="19"/>
+              </w:rPr>
+              <w:t>Transportation</w:t>
             </w:r>
           </w:p>
         </w:tc>
         <w:tc>
           <w:tcPr>
-            <w:tcW w:w="2693" w:type="dxa"/>
+            <w:tcW w:w="3168" w:type="dxa"/>
+            <w:tcBorders>
+              <w:top w:val="single" w:sz="4" w:space="0" w:color="E3E3E4"/>
+              <w:left w:val="single" w:sz="4" w:space="0" w:color="E3E3E4"/>
+              <w:bottom w:val="single" w:sz="4" w:space="0" w:color="E3E3E4"/>
+              <w:right w:val="single" w:sz="4" w:space="0" w:color="E3E3E4"/>
+            </w:tcBorders>
+          </w:tcPr>
+          <w:p>
+            <w:pPr>
+              <w:pStyle w:val="Normal"/>
+              <w:spacing w:lineRule="auto" w:line="240" w:before="0" w:after="0"/>
+              <w:jc w:val="left"/>
+              <w:rPr/>
+            </w:pPr>
+            <w:r>
+              <w:rPr>
+                <w:rFonts w:eastAsia="Times New Roman" w:cs="Times New Roman"/>
+                <w:sz w:val="19"/>
+              </w:rPr>
+              <w:t>Orvane Transit Group</w:t>
+            </w:r>
+          </w:p>
+        </w:tc>
+        <w:tc>
+          <w:tcPr>
+            <w:tcW w:w="1944" w:type="dxa"/>
+            <w:tcBorders>
+              <w:top w:val="single" w:sz="4" w:space="0" w:color="E3E3E4"/>
+              <w:left w:val="single" w:sz="4" w:space="0" w:color="E3E3E4"/>
+              <w:bottom w:val="single" w:sz="4" w:space="0" w:color="E3E3E4"/>
+              <w:right w:val="single" w:sz="4" w:space="0" w:color="E3E3E4"/>
+            </w:tcBorders>
+          </w:tcPr>
+          <w:p>
+            <w:pPr>
+              <w:pStyle w:val="Normal"/>
+              <w:spacing w:lineRule="auto" w:line="240" w:before="0" w:after="0"/>
+              <w:jc w:val="left"/>
+              <w:rPr/>
+            </w:pPr>
+            <w:r>
+              <w:rPr>
+                <w:rFonts w:eastAsia="Times New Roman" w:cs="Times New Roman"/>
+                <w:b/>
+                <w:sz w:val="19"/>
+              </w:rPr>
+              <w:t>orvane.example</w:t>
+            </w:r>
+          </w:p>
+        </w:tc>
+        <w:tc>
+          <w:tcPr>
+            <w:tcW w:w="2116" w:type="dxa"/>
+            <w:tcBorders>
+              <w:top w:val="single" w:sz="4" w:space="0" w:color="E3E3E4"/>
+              <w:left w:val="single" w:sz="4" w:space="0" w:color="E3E3E4"/>
+              <w:bottom w:val="single" w:sz="4" w:space="0" w:color="E3E3E4"/>
+              <w:right w:val="single" w:sz="4" w:space="0" w:color="E3E3E4"/>
+            </w:tcBorders>
+          </w:tcPr>
+          <w:p>
+            <w:pPr>
+              <w:pStyle w:val="Normal"/>
+              <w:spacing w:lineRule="auto" w:line="240" w:before="0" w:after="0"/>
+              <w:jc w:val="left"/>
+              <w:rPr/>
+            </w:pPr>
+            <w:r>
+              <w:rPr>
+                <w:rFonts w:eastAsia="Times New Roman" w:cs="Times New Roman"/>
+                <w:sz w:val="19"/>
+              </w:rPr>
+              <w:t>Atlas Infrastructure Holding</w:t>
+            </w:r>
+          </w:p>
+        </w:tc>
+      </w:tr>
+      <w:tr>
+        <w:trPr/>
+        <w:tc>
+          <w:tcPr>
+            <w:tcW w:w="2519" w:type="dxa"/>
             <w:tcBorders>
               <w:top w:val="single" w:sz="4" w:space="0" w:color="E3E3E4"/>
               <w:left w:val="single" w:sz="4" w:space="0" w:color="E3E3E4"/>
@@ -4373,10 +4502,199 @@
             <w:r>
               <w:rPr>
                 <w:rFonts w:eastAsia="Times New Roman" w:cs="Times New Roman"/>
+                <w:sz w:val="19"/>
+              </w:rPr>
+              <w:t>Oil, Gas &amp; Energy</w:t>
+            </w:r>
+          </w:p>
+        </w:tc>
+        <w:tc>
+          <w:tcPr>
+            <w:tcW w:w="3168" w:type="dxa"/>
+            <w:tcBorders>
+              <w:top w:val="single" w:sz="4" w:space="0" w:color="E3E3E4"/>
+              <w:left w:val="single" w:sz="4" w:space="0" w:color="E3E3E4"/>
+              <w:bottom w:val="single" w:sz="4" w:space="0" w:color="E3E3E4"/>
+              <w:right w:val="single" w:sz="4" w:space="0" w:color="E3E3E4"/>
+            </w:tcBorders>
+            <w:shd w:color="auto" w:fill="F2F2F3" w:val="clear"/>
+          </w:tcPr>
+          <w:p>
+            <w:pPr>
+              <w:pStyle w:val="Normal"/>
+              <w:spacing w:lineRule="auto" w:line="240" w:before="0" w:after="0"/>
+              <w:jc w:val="left"/>
+              <w:rPr/>
+            </w:pPr>
+            <w:r>
+              <w:rPr>
+                <w:rFonts w:eastAsia="Times New Roman" w:cs="Times New Roman"/>
+                <w:sz w:val="19"/>
+              </w:rPr>
+              <w:t>Kestrel Energy &amp; Utilities</w:t>
+            </w:r>
+          </w:p>
+        </w:tc>
+        <w:tc>
+          <w:tcPr>
+            <w:tcW w:w="1944" w:type="dxa"/>
+            <w:tcBorders>
+              <w:top w:val="single" w:sz="4" w:space="0" w:color="E3E3E4"/>
+              <w:left w:val="single" w:sz="4" w:space="0" w:color="E3E3E4"/>
+              <w:bottom w:val="single" w:sz="4" w:space="0" w:color="E3E3E4"/>
+              <w:right w:val="single" w:sz="4" w:space="0" w:color="E3E3E4"/>
+            </w:tcBorders>
+            <w:shd w:color="auto" w:fill="F2F2F3" w:val="clear"/>
+          </w:tcPr>
+          <w:p>
+            <w:pPr>
+              <w:pStyle w:val="Normal"/>
+              <w:spacing w:lineRule="auto" w:line="240" w:before="0" w:after="0"/>
+              <w:jc w:val="left"/>
+              <w:rPr/>
+            </w:pPr>
+            <w:r>
+              <w:rPr>
+                <w:rFonts w:eastAsia="Times New Roman" w:cs="Times New Roman"/>
                 <w:b/>
                 <w:sz w:val="19"/>
               </w:rPr>
               <w:t>kestrel.example</w:t>
+            </w:r>
+          </w:p>
+        </w:tc>
+        <w:tc>
+          <w:tcPr>
+            <w:tcW w:w="2116" w:type="dxa"/>
+            <w:tcBorders>
+              <w:top w:val="single" w:sz="4" w:space="0" w:color="E3E3E4"/>
+              <w:left w:val="single" w:sz="4" w:space="0" w:color="E3E3E4"/>
+              <w:bottom w:val="single" w:sz="4" w:space="0" w:color="E3E3E4"/>
+              <w:right w:val="single" w:sz="4" w:space="0" w:color="E3E3E4"/>
+            </w:tcBorders>
+            <w:shd w:color="auto" w:fill="F2F2F3" w:val="clear"/>
+          </w:tcPr>
+          <w:p>
+            <w:pPr>
+              <w:pStyle w:val="Normal"/>
+              <w:spacing w:lineRule="auto" w:line="240" w:before="0" w:after="0"/>
+              <w:jc w:val="left"/>
+              <w:rPr/>
+            </w:pPr>
+            <w:r>
+              <w:rPr>
+                <w:rFonts w:eastAsia="Times New Roman" w:cs="Times New Roman"/>
+                <w:sz w:val="19"/>
+              </w:rPr>
+              <w:t>Crescent Agro-Energy Group</w:t>
+            </w:r>
+          </w:p>
+        </w:tc>
+      </w:tr>
+      <w:tr>
+        <w:trPr/>
+        <w:tc>
+          <w:tcPr>
+            <w:tcW w:w="2519" w:type="dxa"/>
+            <w:tcBorders>
+              <w:top w:val="single" w:sz="4" w:space="0" w:color="E3E3E4"/>
+              <w:left w:val="single" w:sz="4" w:space="0" w:color="E3E3E4"/>
+              <w:bottom w:val="single" w:sz="4" w:space="0" w:color="E3E3E4"/>
+              <w:right w:val="single" w:sz="4" w:space="0" w:color="E3E3E4"/>
+            </w:tcBorders>
+          </w:tcPr>
+          <w:p>
+            <w:pPr>
+              <w:pStyle w:val="Normal"/>
+              <w:spacing w:lineRule="auto" w:line="240" w:before="0" w:after="0"/>
+              <w:jc w:val="left"/>
+              <w:rPr/>
+            </w:pPr>
+            <w:r>
+              <w:rPr>
+                <w:rFonts w:eastAsia="Times New Roman" w:cs="Times New Roman"/>
+                <w:sz w:val="19"/>
+              </w:rPr>
+              <w:t>Construction</w:t>
+            </w:r>
+          </w:p>
+        </w:tc>
+        <w:tc>
+          <w:tcPr>
+            <w:tcW w:w="3168" w:type="dxa"/>
+            <w:tcBorders>
+              <w:top w:val="single" w:sz="4" w:space="0" w:color="E3E3E4"/>
+              <w:left w:val="single" w:sz="4" w:space="0" w:color="E3E3E4"/>
+              <w:bottom w:val="single" w:sz="4" w:space="0" w:color="E3E3E4"/>
+              <w:right w:val="single" w:sz="4" w:space="0" w:color="E3E3E4"/>
+            </w:tcBorders>
+          </w:tcPr>
+          <w:p>
+            <w:pPr>
+              <w:pStyle w:val="Normal"/>
+              <w:spacing w:lineRule="auto" w:line="240" w:before="0" w:after="0"/>
+              <w:jc w:val="left"/>
+              <w:rPr/>
+            </w:pPr>
+            <w:r>
+              <w:rPr>
+                <w:rFonts w:eastAsia="Times New Roman" w:cs="Times New Roman"/>
+                <w:sz w:val="19"/>
+              </w:rPr>
+              <w:t>Ridgeway Construction Contractors</w:t>
+            </w:r>
+          </w:p>
+        </w:tc>
+        <w:tc>
+          <w:tcPr>
+            <w:tcW w:w="1944" w:type="dxa"/>
+            <w:tcBorders>
+              <w:top w:val="single" w:sz="4" w:space="0" w:color="E3E3E4"/>
+              <w:left w:val="single" w:sz="4" w:space="0" w:color="E3E3E4"/>
+              <w:bottom w:val="single" w:sz="4" w:space="0" w:color="E3E3E4"/>
+              <w:right w:val="single" w:sz="4" w:space="0" w:color="E3E3E4"/>
+            </w:tcBorders>
+          </w:tcPr>
+          <w:p>
+            <w:pPr>
+              <w:pStyle w:val="Normal"/>
+              <w:spacing w:lineRule="auto" w:line="240" w:before="0" w:after="0"/>
+              <w:jc w:val="left"/>
+              <w:rPr/>
+            </w:pPr>
+            <w:r>
+              <w:rPr>
+                <w:rFonts w:eastAsia="Times New Roman" w:cs="Times New Roman"/>
+                <w:b/>
+                <w:sz w:val="19"/>
+              </w:rPr>
+              <w:t>ridgeway.example</w:t>
+            </w:r>
+          </w:p>
+        </w:tc>
+        <w:tc>
+          <w:tcPr>
+            <w:tcW w:w="2116" w:type="dxa"/>
+            <w:tcBorders>
+              <w:top w:val="single" w:sz="4" w:space="0" w:color="E3E3E4"/>
+              <w:left w:val="single" w:sz="4" w:space="0" w:color="E3E3E4"/>
+              <w:bottom w:val="single" w:sz="4" w:space="0" w:color="E3E3E4"/>
+              <w:right w:val="single" w:sz="4" w:space="0" w:color="E3E3E4"/>
+            </w:tcBorders>
+          </w:tcPr>
+          <w:p>
+            <w:pPr>
+              <w:pStyle w:val="Normal"/>
+              <w:spacing w:lineRule="auto" w:line="240" w:before="0" w:after="0"/>
+              <w:jc w:val="left"/>
+              <w:rPr/>
+            </w:pPr>
+            <w:r>
+              <w:rPr>
+                <w:rFonts w:eastAsia="Times New Roman" w:cs="Times New Roman"/>
+                <w:sz w:val="19"/>
+              </w:rPr>
+              <w:t>Atlas Infrastructure Holding</w:t>
             </w:r>
           </w:p>
         </w:tc>
@@ -4394,10 +4712,35 @@
     </w:p>
     <w:p>
       <w:pPr>
+        <w:pStyle w:val="Normal"/>
+        <w:rPr/>
+      </w:pPr>
+      <w:r>
+        <w:rPr>
+          <w:rFonts w:eastAsia="Times New Roman" w:cs="Times New Roman"/>
+        </w:rPr>
+        <w:t xml:space="preserve">Organizations of the same group can compare their indicators in </w:t>
+      </w:r>
+      <w:r>
+        <w:rPr>
+          <w:rFonts w:eastAsia="Times New Roman" w:cs="Times New Roman"/>
+          <w:b/>
+        </w:rPr>
+        <w:t>Reports &gt; Benchmarking</w:t>
+      </w:r>
+      <w:r>
+        <w:rPr>
+          <w:rFonts w:eastAsia="Times New Roman" w:cs="Times New Roman"/>
+        </w:rPr>
+        <w:t>. Independent organizations compare only their own projects.</w:t>
+      </w:r>
+    </w:p>
+    <w:p>
+      <w:pPr>
         <w:pStyle w:val="Heading2"/>
         <w:rPr/>
       </w:pPr>
-      <w:bookmarkStart w:id="12" w:name="__RefHeading___Toc745_3479964216"/>
+      <w:bookmarkStart w:id="12" w:name="__RefHeading___Toc841_1092322862"/>
       <w:bookmarkEnd w:id="12"/>
       <w:r>
         <w:rPr/>
@@ -5419,7 +5762,7 @@
         <w:pStyle w:val="Heading1"/>
         <w:rPr/>
       </w:pPr>
-      <w:bookmarkStart w:id="13" w:name="__RefHeading___Toc747_3479964216"/>
+      <w:bookmarkStart w:id="13" w:name="__RefHeading___Toc843_1092322862"/>
       <w:bookmarkEnd w:id="13"/>
       <w:r>
         <w:rPr/>
@@ -5431,7 +5774,7 @@
         <w:pStyle w:val="Heading2"/>
         <w:rPr/>
       </w:pPr>
-      <w:bookmarkStart w:id="14" w:name="__RefHeading___Toc749_3479964216"/>
+      <w:bookmarkStart w:id="14" w:name="__RefHeading___Toc845_1092322862"/>
       <w:bookmarkEnd w:id="14"/>
       <w:r>
         <w:rPr/>
@@ -5494,7 +5837,7 @@
         <w:pStyle w:val="Heading2"/>
         <w:rPr/>
       </w:pPr>
-      <w:bookmarkStart w:id="15" w:name="__RefHeading___Toc751_3479964216"/>
+      <w:bookmarkStart w:id="15" w:name="__RefHeading___Toc847_1092322862"/>
       <w:bookmarkEnd w:id="15"/>
       <w:r>
         <w:rPr/>
@@ -5832,7 +6175,7 @@
         <w:pStyle w:val="Heading2"/>
         <w:rPr/>
       </w:pPr>
-      <w:bookmarkStart w:id="16" w:name="__RefHeading___Toc753_3479964216"/>
+      <w:bookmarkStart w:id="16" w:name="__RefHeading___Toc849_1092322862"/>
       <w:bookmarkEnd w:id="16"/>
       <w:r>
         <w:rPr/>
@@ -5892,11 +6235,442 @@
     </w:p>
     <w:p>
       <w:pPr>
+        <w:pStyle w:val="Heading2"/>
+        <w:rPr/>
+      </w:pPr>
+      <w:bookmarkStart w:id="17" w:name="__RefHeading___Toc851_1092322862"/>
+      <w:bookmarkEnd w:id="17"/>
+      <w:r>
+        <w:rPr/>
+        <w:t>7.4 Back up and restore</w:t>
+      </w:r>
+    </w:p>
+    <w:p>
+      <w:pPr>
+        <w:pStyle w:val="Normal"/>
+        <w:rPr/>
+      </w:pPr>
+      <w:r>
+        <w:rPr>
+          <w:rFonts w:eastAsia="Times New Roman" w:cs="Times New Roman"/>
+        </w:rPr>
+        <w:t xml:space="preserve">While the server runs, it writes one copy of the database per day to </w:t>
+      </w:r>
+      <w:r>
+        <w:rPr>
+          <w:rFonts w:eastAsia="Times New Roman" w:cs="Times New Roman"/>
+          <w:b/>
+        </w:rPr>
+        <w:t>server/data/backups</w:t>
+      </w:r>
+      <w:r>
+        <w:rPr>
+          <w:rFonts w:eastAsia="Times New Roman" w:cs="Times New Roman"/>
+        </w:rPr>
+        <w:t xml:space="preserve"> and keeps 14 days of copies.</w:t>
+      </w:r>
+    </w:p>
+    <w:tbl>
+      <w:tblPr>
+        <w:tblW w:w="9748" w:type="dxa"/>
+        <w:jc w:val="center"/>
+        <w:tblInd w:w="0" w:type="dxa"/>
+        <w:tblLayout w:type="fixed"/>
+        <w:tblCellMar>
+          <w:top w:w="0" w:type="dxa"/>
+          <w:left w:w="108" w:type="dxa"/>
+          <w:bottom w:w="0" w:type="dxa"/>
+          <w:right w:w="108" w:type="dxa"/>
+        </w:tblCellMar>
+        <w:tblLook w:val="04a0" w:noHBand="0" w:noVBand="1" w:firstColumn="1" w:lastRow="0" w:lastColumn="0" w:firstRow="1"/>
+      </w:tblPr>
+      <w:tblGrid>
+        <w:gridCol w:w="2591"/>
+        <w:gridCol w:w="7156"/>
+      </w:tblGrid>
+      <w:tr>
+        <w:trPr>
+          <w:tblHeader w:val="true"/>
+        </w:trPr>
+        <w:tc>
+          <w:tcPr>
+            <w:tcW w:w="2591" w:type="dxa"/>
+            <w:tcBorders>
+              <w:top w:val="single" w:sz="4" w:space="0" w:color="E3E3E4"/>
+              <w:left w:val="single" w:sz="4" w:space="0" w:color="E3E3E4"/>
+              <w:bottom w:val="single" w:sz="4" w:space="0" w:color="E3E3E4"/>
+              <w:right w:val="single" w:sz="4" w:space="0" w:color="E3E3E4"/>
+            </w:tcBorders>
+            <w:shd w:color="auto" w:fill="F8931D" w:val="clear"/>
+          </w:tcPr>
+          <w:p>
+            <w:pPr>
+              <w:pStyle w:val="Normal"/>
+              <w:spacing w:before="0" w:after="120"/>
+              <w:jc w:val="left"/>
+              <w:rPr/>
+            </w:pPr>
+            <w:r>
+              <w:rPr>
+                <w:rFonts w:eastAsia="Times New Roman" w:cs="Times New Roman"/>
+                <w:b/>
+                <w:color w:val="FFFFFF"/>
+                <w:sz w:val="19"/>
+              </w:rPr>
+              <w:t>To</w:t>
+            </w:r>
+          </w:p>
+        </w:tc>
+        <w:tc>
+          <w:tcPr>
+            <w:tcW w:w="7156" w:type="dxa"/>
+            <w:tcBorders>
+              <w:top w:val="single" w:sz="4" w:space="0" w:color="E3E3E4"/>
+              <w:left w:val="single" w:sz="4" w:space="0" w:color="E3E3E4"/>
+              <w:bottom w:val="single" w:sz="4" w:space="0" w:color="E3E3E4"/>
+              <w:right w:val="single" w:sz="4" w:space="0" w:color="E3E3E4"/>
+            </w:tcBorders>
+            <w:shd w:color="auto" w:fill="F8931D" w:val="clear"/>
+          </w:tcPr>
+          <w:p>
+            <w:pPr>
+              <w:pStyle w:val="Normal"/>
+              <w:spacing w:before="0" w:after="120"/>
+              <w:jc w:val="left"/>
+              <w:rPr/>
+            </w:pPr>
+            <w:r>
+              <w:rPr>
+                <w:rFonts w:eastAsia="Times New Roman" w:cs="Times New Roman"/>
+                <w:b/>
+                <w:color w:val="FFFFFF"/>
+                <w:sz w:val="19"/>
+              </w:rPr>
+              <w:t>Do this</w:t>
+            </w:r>
+          </w:p>
+        </w:tc>
+      </w:tr>
+      <w:tr>
+        <w:trPr/>
+        <w:tc>
+          <w:tcPr>
+            <w:tcW w:w="2591" w:type="dxa"/>
+            <w:tcBorders>
+              <w:top w:val="single" w:sz="4" w:space="0" w:color="E3E3E4"/>
+              <w:left w:val="single" w:sz="4" w:space="0" w:color="E3E3E4"/>
+              <w:bottom w:val="single" w:sz="4" w:space="0" w:color="E3E3E4"/>
+              <w:right w:val="single" w:sz="4" w:space="0" w:color="E3E3E4"/>
+            </w:tcBorders>
+          </w:tcPr>
+          <w:p>
+            <w:pPr>
+              <w:pStyle w:val="Normal"/>
+              <w:spacing w:lineRule="auto" w:line="240" w:before="0" w:after="0"/>
+              <w:jc w:val="left"/>
+              <w:rPr/>
+            </w:pPr>
+            <w:r>
+              <w:rPr>
+                <w:rFonts w:eastAsia="Times New Roman" w:cs="Times New Roman"/>
+                <w:sz w:val="19"/>
+              </w:rPr>
+              <w:t>Make a backup now</w:t>
+            </w:r>
+          </w:p>
+        </w:tc>
+        <w:tc>
+          <w:tcPr>
+            <w:tcW w:w="7156" w:type="dxa"/>
+            <w:tcBorders>
+              <w:top w:val="single" w:sz="4" w:space="0" w:color="E3E3E4"/>
+              <w:left w:val="single" w:sz="4" w:space="0" w:color="E3E3E4"/>
+              <w:bottom w:val="single" w:sz="4" w:space="0" w:color="E3E3E4"/>
+              <w:right w:val="single" w:sz="4" w:space="0" w:color="E3E3E4"/>
+            </w:tcBorders>
+          </w:tcPr>
+          <w:p>
+            <w:pPr>
+              <w:pStyle w:val="Normal"/>
+              <w:spacing w:lineRule="auto" w:line="240" w:before="0" w:after="0"/>
+              <w:jc w:val="left"/>
+              <w:rPr/>
+            </w:pPr>
+            <w:r>
+              <w:rPr>
+                <w:rFonts w:eastAsia="Times New Roman" w:cs="Times New Roman"/>
+                <w:sz w:val="19"/>
+              </w:rPr>
+              <w:t xml:space="preserve">In a command window in the </w:t>
+            </w:r>
+            <w:r>
+              <w:rPr>
+                <w:rFonts w:eastAsia="Times New Roman" w:cs="Times New Roman"/>
+                <w:b/>
+                <w:sz w:val="19"/>
+              </w:rPr>
+              <w:t>server</w:t>
+            </w:r>
+            <w:r>
+              <w:rPr>
+                <w:rFonts w:eastAsia="Times New Roman" w:cs="Times New Roman"/>
+                <w:sz w:val="19"/>
+              </w:rPr>
+              <w:t xml:space="preserve"> folder, type </w:t>
+            </w:r>
+            <w:r>
+              <w:rPr>
+                <w:rFonts w:eastAsia="Times New Roman" w:cs="Times New Roman"/>
+                <w:b/>
+                <w:sz w:val="19"/>
+              </w:rPr>
+              <w:t>npm run backup</w:t>
+            </w:r>
+            <w:r>
+              <w:rPr>
+                <w:rFonts w:eastAsia="Times New Roman" w:cs="Times New Roman"/>
+                <w:sz w:val="19"/>
+              </w:rPr>
+              <w:t xml:space="preserve">. Or sign in as the platform administrator and select </w:t>
+            </w:r>
+            <w:r>
+              <w:rPr>
+                <w:rFonts w:eastAsia="Times New Roman" w:cs="Times New Roman"/>
+                <w:b/>
+                <w:sz w:val="19"/>
+              </w:rPr>
+              <w:t>Back up now</w:t>
+            </w:r>
+            <w:r>
+              <w:rPr>
+                <w:rFonts w:eastAsia="Times New Roman" w:cs="Times New Roman"/>
+                <w:sz w:val="19"/>
+              </w:rPr>
+              <w:t xml:space="preserve"> in </w:t>
+            </w:r>
+            <w:r>
+              <w:rPr>
+                <w:rFonts w:eastAsia="Times New Roman" w:cs="Times New Roman"/>
+                <w:b/>
+                <w:sz w:val="19"/>
+              </w:rPr>
+              <w:t>Administration &gt; Configuration</w:t>
+            </w:r>
+            <w:r>
+              <w:rPr>
+                <w:rFonts w:eastAsia="Times New Roman" w:cs="Times New Roman"/>
+                <w:sz w:val="19"/>
+              </w:rPr>
+              <w:t>.</w:t>
+            </w:r>
+          </w:p>
+        </w:tc>
+      </w:tr>
+      <w:tr>
+        <w:trPr/>
+        <w:tc>
+          <w:tcPr>
+            <w:tcW w:w="2591" w:type="dxa"/>
+            <w:tcBorders>
+              <w:top w:val="single" w:sz="4" w:space="0" w:color="E3E3E4"/>
+              <w:left w:val="single" w:sz="4" w:space="0" w:color="E3E3E4"/>
+              <w:bottom w:val="single" w:sz="4" w:space="0" w:color="E3E3E4"/>
+              <w:right w:val="single" w:sz="4" w:space="0" w:color="E3E3E4"/>
+            </w:tcBorders>
+            <w:shd w:color="auto" w:fill="F2F2F3" w:val="clear"/>
+          </w:tcPr>
+          <w:p>
+            <w:pPr>
+              <w:pStyle w:val="Normal"/>
+              <w:spacing w:lineRule="auto" w:line="240" w:before="0" w:after="0"/>
+              <w:jc w:val="left"/>
+              <w:rPr/>
+            </w:pPr>
+            <w:r>
+              <w:rPr>
+                <w:rFonts w:eastAsia="Times New Roman" w:cs="Times New Roman"/>
+                <w:sz w:val="19"/>
+              </w:rPr>
+              <w:t>Restore a backup</w:t>
+            </w:r>
+          </w:p>
+        </w:tc>
+        <w:tc>
+          <w:tcPr>
+            <w:tcW w:w="7156" w:type="dxa"/>
+            <w:tcBorders>
+              <w:top w:val="single" w:sz="4" w:space="0" w:color="E3E3E4"/>
+              <w:left w:val="single" w:sz="4" w:space="0" w:color="E3E3E4"/>
+              <w:bottom w:val="single" w:sz="4" w:space="0" w:color="E3E3E4"/>
+              <w:right w:val="single" w:sz="4" w:space="0" w:color="E3E3E4"/>
+            </w:tcBorders>
+            <w:shd w:color="auto" w:fill="F2F2F3" w:val="clear"/>
+          </w:tcPr>
+          <w:p>
+            <w:pPr>
+              <w:pStyle w:val="Normal"/>
+              <w:spacing w:lineRule="auto" w:line="240" w:before="0" w:after="0"/>
+              <w:jc w:val="left"/>
+              <w:rPr/>
+            </w:pPr>
+            <w:r>
+              <w:rPr>
+                <w:rFonts w:eastAsia="Times New Roman" w:cs="Times New Roman"/>
+                <w:sz w:val="19"/>
+              </w:rPr>
+              <w:t>Stop the server (</w:t>
+            </w:r>
+            <w:r>
+              <w:rPr>
+                <w:rFonts w:eastAsia="Times New Roman" w:cs="Times New Roman"/>
+                <w:b/>
+                <w:sz w:val="19"/>
+              </w:rPr>
+              <w:t>Ctrl + C</w:t>
+            </w:r>
+            <w:r>
+              <w:rPr>
+                <w:rFonts w:eastAsia="Times New Roman" w:cs="Times New Roman"/>
+                <w:sz w:val="19"/>
+              </w:rPr>
+              <w:t xml:space="preserve">). Copy the chosen file from </w:t>
+            </w:r>
+            <w:r>
+              <w:rPr>
+                <w:rFonts w:eastAsia="Times New Roman" w:cs="Times New Roman"/>
+                <w:b/>
+                <w:sz w:val="19"/>
+              </w:rPr>
+              <w:t>server/data/backups</w:t>
+            </w:r>
+            <w:r>
+              <w:rPr>
+                <w:rFonts w:eastAsia="Times New Roman" w:cs="Times New Roman"/>
+                <w:sz w:val="19"/>
+              </w:rPr>
+              <w:t xml:space="preserve"> over </w:t>
+            </w:r>
+            <w:r>
+              <w:rPr>
+                <w:rFonts w:eastAsia="Times New Roman" w:cs="Times New Roman"/>
+                <w:b/>
+                <w:sz w:val="19"/>
+              </w:rPr>
+              <w:t>server/data/cortexplm.db</w:t>
+            </w:r>
+            <w:r>
+              <w:rPr>
+                <w:rFonts w:eastAsia="Times New Roman" w:cs="Times New Roman"/>
+                <w:sz w:val="19"/>
+              </w:rPr>
+              <w:t xml:space="preserve">. Start the server again with </w:t>
+            </w:r>
+            <w:r>
+              <w:rPr>
+                <w:rFonts w:eastAsia="Times New Roman" w:cs="Times New Roman"/>
+                <w:b/>
+                <w:sz w:val="19"/>
+              </w:rPr>
+              <w:t>npm run dev</w:t>
+            </w:r>
+            <w:r>
+              <w:rPr>
+                <w:rFonts w:eastAsia="Times New Roman" w:cs="Times New Roman"/>
+                <w:sz w:val="19"/>
+              </w:rPr>
+              <w:t>.</w:t>
+            </w:r>
+          </w:p>
+        </w:tc>
+      </w:tr>
+      <w:tr>
+        <w:trPr/>
+        <w:tc>
+          <w:tcPr>
+            <w:tcW w:w="2591" w:type="dxa"/>
+            <w:tcBorders>
+              <w:top w:val="single" w:sz="4" w:space="0" w:color="E3E3E4"/>
+              <w:left w:val="single" w:sz="4" w:space="0" w:color="E3E3E4"/>
+              <w:bottom w:val="single" w:sz="4" w:space="0" w:color="E3E3E4"/>
+              <w:right w:val="single" w:sz="4" w:space="0" w:color="E3E3E4"/>
+            </w:tcBorders>
+          </w:tcPr>
+          <w:p>
+            <w:pPr>
+              <w:pStyle w:val="Normal"/>
+              <w:spacing w:lineRule="auto" w:line="240" w:before="0" w:after="0"/>
+              <w:jc w:val="left"/>
+              <w:rPr/>
+            </w:pPr>
+            <w:r>
+              <w:rPr>
+                <w:rFonts w:eastAsia="Times New Roman" w:cs="Times New Roman"/>
+                <w:sz w:val="19"/>
+              </w:rPr>
+              <w:t>Keep backups elsewhere</w:t>
+            </w:r>
+          </w:p>
+        </w:tc>
+        <w:tc>
+          <w:tcPr>
+            <w:tcW w:w="7156" w:type="dxa"/>
+            <w:tcBorders>
+              <w:top w:val="single" w:sz="4" w:space="0" w:color="E3E3E4"/>
+              <w:left w:val="single" w:sz="4" w:space="0" w:color="E3E3E4"/>
+              <w:bottom w:val="single" w:sz="4" w:space="0" w:color="E3E3E4"/>
+              <w:right w:val="single" w:sz="4" w:space="0" w:color="E3E3E4"/>
+            </w:tcBorders>
+          </w:tcPr>
+          <w:p>
+            <w:pPr>
+              <w:pStyle w:val="Normal"/>
+              <w:spacing w:lineRule="auto" w:line="240" w:before="0" w:after="0"/>
+              <w:jc w:val="left"/>
+              <w:rPr/>
+            </w:pPr>
+            <w:r>
+              <w:rPr>
+                <w:rFonts w:eastAsia="Times New Roman" w:cs="Times New Roman"/>
+                <w:sz w:val="19"/>
+              </w:rPr>
+              <w:t xml:space="preserve">Copy the </w:t>
+            </w:r>
+            <w:r>
+              <w:rPr>
+                <w:rFonts w:eastAsia="Times New Roman" w:cs="Times New Roman"/>
+                <w:b/>
+                <w:sz w:val="19"/>
+              </w:rPr>
+              <w:t>server/data/backups</w:t>
+            </w:r>
+            <w:r>
+              <w:rPr>
+                <w:rFonts w:eastAsia="Times New Roman" w:cs="Times New Roman"/>
+                <w:sz w:val="19"/>
+              </w:rPr>
+              <w:t xml:space="preserve"> folder to another disk or a network share regularly.</w:t>
+            </w:r>
+          </w:p>
+        </w:tc>
+      </w:tr>
+    </w:tbl>
+    <w:p>
+      <w:pPr>
+        <w:pStyle w:val="Normal"/>
+        <w:spacing w:before="0" w:after="40"/>
+        <w:rPr/>
+      </w:pPr>
+      <w:r>
+        <w:rPr/>
+      </w:r>
+    </w:p>
+    <w:p>
+      <w:pPr>
         <w:pStyle w:val="Heading1"/>
         <w:rPr/>
       </w:pPr>
-      <w:bookmarkStart w:id="17" w:name="__RefHeading___Toc755_3479964216"/>
-      <w:bookmarkEnd w:id="17"/>
+      <w:bookmarkStart w:id="18" w:name="__RefHeading___Toc853_1092322862"/>
+      <w:bookmarkEnd w:id="18"/>
       <w:r>
         <w:rPr/>
         <w:t>8. Optional Settings</w:t>
@@ -6393,7 +7167,7 @@
                 <w:rFonts w:eastAsia="Times New Roman" w:cs="Times New Roman"/>
                 <w:sz w:val="19"/>
               </w:rPr>
-              <w:t>OnPrem licence file</w:t>
+              <w:t>Backups</w:t>
             </w:r>
           </w:p>
         </w:tc>
@@ -6434,6 +7208,108 @@
                 <w:rFonts w:eastAsia="Times New Roman" w:cs="Times New Roman"/>
                 <w:sz w:val="19"/>
               </w:rPr>
+              <w:t xml:space="preserve">, </w:t>
+            </w:r>
+            <w:r>
+              <w:rPr>
+                <w:rFonts w:eastAsia="Times New Roman" w:cs="Times New Roman"/>
+                <w:b/>
+                <w:sz w:val="19"/>
+              </w:rPr>
+              <w:t>BACKUP_RETENTION_DAYS</w:t>
+            </w:r>
+            <w:r>
+              <w:rPr>
+                <w:rFonts w:eastAsia="Times New Roman" w:cs="Times New Roman"/>
+                <w:sz w:val="19"/>
+              </w:rPr>
+              <w:t xml:space="preserve"> sets how many days of backups are kept (default 14); </w:t>
+            </w:r>
+            <w:r>
+              <w:rPr>
+                <w:rFonts w:eastAsia="Times New Roman" w:cs="Times New Roman"/>
+                <w:b/>
+                <w:sz w:val="19"/>
+              </w:rPr>
+              <w:t>BACKUP_DAILY=off</w:t>
+            </w:r>
+            <w:r>
+              <w:rPr>
+                <w:rFonts w:eastAsia="Times New Roman" w:cs="Times New Roman"/>
+                <w:sz w:val="19"/>
+              </w:rPr>
+              <w:t xml:space="preserve"> stops the automatic daily backup.</w:t>
+            </w:r>
+          </w:p>
+        </w:tc>
+      </w:tr>
+      <w:tr>
+        <w:trPr/>
+        <w:tc>
+          <w:tcPr>
+            <w:tcW w:w="2304" w:type="dxa"/>
+            <w:tcBorders>
+              <w:top w:val="single" w:sz="4" w:space="0" w:color="E3E3E4"/>
+              <w:left w:val="single" w:sz="4" w:space="0" w:color="E3E3E4"/>
+              <w:bottom w:val="single" w:sz="4" w:space="0" w:color="E3E3E4"/>
+              <w:right w:val="single" w:sz="4" w:space="0" w:color="E3E3E4"/>
+            </w:tcBorders>
+            <w:shd w:color="auto" w:fill="F2F2F3" w:val="clear"/>
+          </w:tcPr>
+          <w:p>
+            <w:pPr>
+              <w:pStyle w:val="Normal"/>
+              <w:spacing w:lineRule="auto" w:line="240" w:before="0" w:after="0"/>
+              <w:jc w:val="left"/>
+              <w:rPr/>
+            </w:pPr>
+            <w:r>
+              <w:rPr>
+                <w:rFonts w:eastAsia="Times New Roman" w:cs="Times New Roman"/>
+                <w:sz w:val="19"/>
+              </w:rPr>
+              <w:t>OnPrem licence file</w:t>
+            </w:r>
+          </w:p>
+        </w:tc>
+        <w:tc>
+          <w:tcPr>
+            <w:tcW w:w="7443" w:type="dxa"/>
+            <w:tcBorders>
+              <w:top w:val="single" w:sz="4" w:space="0" w:color="E3E3E4"/>
+              <w:left w:val="single" w:sz="4" w:space="0" w:color="E3E3E4"/>
+              <w:bottom w:val="single" w:sz="4" w:space="0" w:color="E3E3E4"/>
+              <w:right w:val="single" w:sz="4" w:space="0" w:color="E3E3E4"/>
+            </w:tcBorders>
+            <w:shd w:color="auto" w:fill="F2F2F3" w:val="clear"/>
+          </w:tcPr>
+          <w:p>
+            <w:pPr>
+              <w:pStyle w:val="Normal"/>
+              <w:spacing w:lineRule="auto" w:line="240" w:before="0" w:after="0"/>
+              <w:jc w:val="left"/>
+              <w:rPr/>
+            </w:pPr>
+            <w:r>
+              <w:rPr>
+                <w:rFonts w:eastAsia="Times New Roman" w:cs="Times New Roman"/>
+                <w:sz w:val="19"/>
+              </w:rPr>
+              <w:t xml:space="preserve">In </w:t>
+            </w:r>
+            <w:r>
+              <w:rPr>
+                <w:rFonts w:eastAsia="Times New Roman" w:cs="Times New Roman"/>
+                <w:b/>
+                <w:sz w:val="19"/>
+              </w:rPr>
+              <w:t>.env</w:t>
+            </w:r>
+            <w:r>
+              <w:rPr>
+                <w:rFonts w:eastAsia="Times New Roman" w:cs="Times New Roman"/>
+                <w:sz w:val="19"/>
+              </w:rPr>
               <w:t xml:space="preserve">, set </w:t>
             </w:r>
             <w:r>
@@ -6500,8 +7376,8 @@
         <w:pStyle w:val="Heading1"/>
         <w:rPr/>
       </w:pPr>
-      <w:bookmarkStart w:id="18" w:name="__RefHeading___Toc757_3479964216"/>
-      <w:bookmarkEnd w:id="18"/>
+      <w:bookmarkStart w:id="19" w:name="__RefHeading___Toc855_1092322862"/>
+      <w:bookmarkEnd w:id="19"/>
       <w:r>
         <w:rPr/>
         <w:t>9. Troubleshooting</w:t>

--- a/cortexplm/docs/guides/CortexPLM_Installation_Guide.docx
+++ b/cortexplm/docs/guides/CortexPLM_Installation_Guide.docx
@@ -105,7 +105,7 @@
           <w:color w:val="808184"/>
           <w:sz w:val="22"/>
         </w:rPr>
-        <w:t>Version 1.0  ·  September 2026</w:t>
+        <w:t>Version 2.0  ·  September 2026</w:t>
       </w:r>
     </w:p>
     <w:p>
@@ -174,7 +174,7 @@
             </w:rPr>
             <w:fldChar w:fldCharType="separate"/>
           </w:r>
-          <w:hyperlink w:anchor="__RefHeading___Toc817_1092322862">
+          <w:hyperlink w:anchor="__RefHeading___Toc896_76238503">
             <w:r>
               <w:rPr>
                 <w:webHidden/>
@@ -195,7 +195,7 @@
             </w:tabs>
             <w:rPr/>
           </w:pPr>
-          <w:hyperlink w:anchor="__RefHeading___Toc819_1092322862">
+          <w:hyperlink w:anchor="__RefHeading___Toc898_76238503">
             <w:r>
               <w:rPr>
                 <w:webHidden/>
@@ -216,7 +216,7 @@
             </w:tabs>
             <w:rPr/>
           </w:pPr>
-          <w:hyperlink w:anchor="__RefHeading___Toc821_1092322862">
+          <w:hyperlink w:anchor="__RefHeading___Toc900_76238503">
             <w:r>
               <w:rPr>
                 <w:webHidden/>
@@ -237,7 +237,7 @@
             </w:tabs>
             <w:rPr/>
           </w:pPr>
-          <w:hyperlink w:anchor="__RefHeading___Toc823_1092322862">
+          <w:hyperlink w:anchor="__RefHeading___Toc902_76238503">
             <w:r>
               <w:rPr>
                 <w:webHidden/>
@@ -258,7 +258,7 @@
             </w:tabs>
             <w:rPr/>
           </w:pPr>
-          <w:hyperlink w:anchor="__RefHeading___Toc825_1092322862">
+          <w:hyperlink w:anchor="__RefHeading___Toc904_76238503">
             <w:r>
               <w:rPr>
                 <w:webHidden/>
@@ -279,7 +279,7 @@
             </w:tabs>
             <w:rPr/>
           </w:pPr>
-          <w:hyperlink w:anchor="__RefHeading___Toc827_1092322862">
+          <w:hyperlink w:anchor="__RefHeading___Toc906_76238503">
             <w:r>
               <w:rPr>
                 <w:webHidden/>
@@ -300,7 +300,7 @@
             </w:tabs>
             <w:rPr/>
           </w:pPr>
-          <w:hyperlink w:anchor="__RefHeading___Toc829_1092322862">
+          <w:hyperlink w:anchor="__RefHeading___Toc908_76238503">
             <w:r>
               <w:rPr>
                 <w:webHidden/>
@@ -321,7 +321,7 @@
             </w:tabs>
             <w:rPr/>
           </w:pPr>
-          <w:hyperlink w:anchor="__RefHeading___Toc831_1092322862">
+          <w:hyperlink w:anchor="__RefHeading___Toc910_76238503">
             <w:r>
               <w:rPr>
                 <w:webHidden/>
@@ -342,7 +342,7 @@
             </w:tabs>
             <w:rPr/>
           </w:pPr>
-          <w:hyperlink w:anchor="__RefHeading___Toc833_1092322862">
+          <w:hyperlink w:anchor="__RefHeading___Toc912_76238503">
             <w:r>
               <w:rPr>
                 <w:webHidden/>
@@ -363,7 +363,7 @@
             </w:tabs>
             <w:rPr/>
           </w:pPr>
-          <w:hyperlink w:anchor="__RefHeading___Toc835_1092322862">
+          <w:hyperlink w:anchor="__RefHeading___Toc914_76238503">
             <w:r>
               <w:rPr>
                 <w:webHidden/>
@@ -384,7 +384,7 @@
             </w:tabs>
             <w:rPr/>
           </w:pPr>
-          <w:hyperlink w:anchor="__RefHeading___Toc837_1092322862">
+          <w:hyperlink w:anchor="__RefHeading___Toc916_76238503">
             <w:r>
               <w:rPr>
                 <w:webHidden/>
@@ -405,7 +405,7 @@
             </w:tabs>
             <w:rPr/>
           </w:pPr>
-          <w:hyperlink w:anchor="__RefHeading___Toc839_1092322862">
+          <w:hyperlink w:anchor="__RefHeading___Toc918_76238503">
             <w:r>
               <w:rPr>
                 <w:webHidden/>
@@ -426,15 +426,36 @@
             </w:tabs>
             <w:rPr/>
           </w:pPr>
-          <w:hyperlink w:anchor="__RefHeading___Toc841_1092322862">
+          <w:hyperlink w:anchor="__RefHeading___Toc920_76238503">
             <w:r>
               <w:rPr>
                 <w:webHidden/>
                 <w:rStyle w:val="IndexLink"/>
               </w:rPr>
+              <w:t>6.4 Create your own group and organization</w:t>
+              <w:tab/>
+              <w:t>5</w:t>
+            </w:r>
+          </w:hyperlink>
+        </w:p>
+        <w:p>
+          <w:pPr>
+            <w:pStyle w:val="TOC2"/>
+            <w:tabs>
+              <w:tab w:val="clear" w:pos="9463"/>
+              <w:tab w:val="right" w:pos="9745" w:leader="dot"/>
+            </w:tabs>
+            <w:rPr/>
+          </w:pPr>
+          <w:hyperlink w:anchor="__RefHeading___Toc922_76238503">
+            <w:r>
+              <w:rPr>
+                <w:webHidden/>
+                <w:rStyle w:val="IndexLink"/>
+              </w:rPr>
               <w:t>6.3 User names and roles</w:t>
               <w:tab/>
-              <w:t>5</w:t>
+              <w:t>6</w:t>
             </w:r>
           </w:hyperlink>
         </w:p>
@@ -447,7 +468,7 @@
             </w:tabs>
             <w:rPr/>
           </w:pPr>
-          <w:hyperlink w:anchor="__RefHeading___Toc843_1092322862">
+          <w:hyperlink w:anchor="__RefHeading___Toc924_76238503">
             <w:r>
               <w:rPr>
                 <w:webHidden/>
@@ -468,7 +489,7 @@
             </w:tabs>
             <w:rPr/>
           </w:pPr>
-          <w:hyperlink w:anchor="__RefHeading___Toc845_1092322862">
+          <w:hyperlink w:anchor="__RefHeading___Toc926_76238503">
             <w:r>
               <w:rPr>
                 <w:webHidden/>
@@ -489,7 +510,7 @@
             </w:tabs>
             <w:rPr/>
           </w:pPr>
-          <w:hyperlink w:anchor="__RefHeading___Toc847_1092322862">
+          <w:hyperlink w:anchor="__RefHeading___Toc928_76238503">
             <w:r>
               <w:rPr>
                 <w:webHidden/>
@@ -510,7 +531,7 @@
             </w:tabs>
             <w:rPr/>
           </w:pPr>
-          <w:hyperlink w:anchor="__RefHeading___Toc849_1092322862">
+          <w:hyperlink w:anchor="__RefHeading___Toc930_76238503">
             <w:r>
               <w:rPr>
                 <w:webHidden/>
@@ -531,7 +552,7 @@
             </w:tabs>
             <w:rPr/>
           </w:pPr>
-          <w:hyperlink w:anchor="__RefHeading___Toc851_1092322862">
+          <w:hyperlink w:anchor="__RefHeading___Toc932_76238503">
             <w:r>
               <w:rPr>
                 <w:webHidden/>
@@ -539,7 +560,7 @@
               </w:rPr>
               <w:t>7.4 Back up and restore</w:t>
               <w:tab/>
-              <w:t>6</w:t>
+              <w:t>7</w:t>
             </w:r>
           </w:hyperlink>
         </w:p>
@@ -552,7 +573,7 @@
             </w:tabs>
             <w:rPr/>
           </w:pPr>
-          <w:hyperlink w:anchor="__RefHeading___Toc853_1092322862">
+          <w:hyperlink w:anchor="__RefHeading___Toc934_76238503">
             <w:r>
               <w:rPr>
                 <w:webHidden/>
@@ -560,7 +581,7 @@
               </w:rPr>
               <w:t>8. Optional Settings</w:t>
               <w:tab/>
-              <w:t>6</w:t>
+              <w:t>7</w:t>
             </w:r>
           </w:hyperlink>
         </w:p>
@@ -573,7 +594,7 @@
             </w:tabs>
             <w:rPr/>
           </w:pPr>
-          <w:hyperlink w:anchor="__RefHeading___Toc855_1092322862">
+          <w:hyperlink w:anchor="__RefHeading___Toc936_76238503">
             <w:r>
               <w:rPr>
                 <w:webHidden/>
@@ -623,7 +644,7 @@
         <w:spacing w:before="0" w:after="160"/>
         <w:rPr/>
       </w:pPr>
-      <w:bookmarkStart w:id="0" w:name="__RefHeading___Toc817_1092322862"/>
+      <w:bookmarkStart w:id="0" w:name="__RefHeading___Toc896_76238503"/>
       <w:bookmarkEnd w:id="0"/>
       <w:r>
         <w:rPr/>
@@ -647,7 +668,7 @@
         <w:pStyle w:val="Heading2"/>
         <w:rPr/>
       </w:pPr>
-      <w:bookmarkStart w:id="1" w:name="__RefHeading___Toc819_1092322862"/>
+      <w:bookmarkStart w:id="1" w:name="__RefHeading___Toc898_76238503"/>
       <w:bookmarkEnd w:id="1"/>
       <w:r>
         <w:rPr/>
@@ -1142,7 +1163,7 @@
         <w:pStyle w:val="Heading2"/>
         <w:rPr/>
       </w:pPr>
-      <w:bookmarkStart w:id="2" w:name="__RefHeading___Toc821_1092322862"/>
+      <w:bookmarkStart w:id="2" w:name="__RefHeading___Toc900_76238503"/>
       <w:bookmarkEnd w:id="2"/>
       <w:r>
         <w:rPr/>
@@ -1522,7 +1543,7 @@
         <w:pStyle w:val="Heading1"/>
         <w:rPr/>
       </w:pPr>
-      <w:bookmarkStart w:id="3" w:name="__RefHeading___Toc823_1092322862"/>
+      <w:bookmarkStart w:id="3" w:name="__RefHeading___Toc902_76238503"/>
       <w:bookmarkEnd w:id="3"/>
       <w:r>
         <w:rPr/>
@@ -1806,7 +1827,7 @@
         <w:pStyle w:val="Heading1"/>
         <w:rPr/>
       </w:pPr>
-      <w:bookmarkStart w:id="4" w:name="__RefHeading___Toc825_1092322862"/>
+      <w:bookmarkStart w:id="4" w:name="__RefHeading___Toc904_76238503"/>
       <w:bookmarkEnd w:id="4"/>
       <w:r>
         <w:rPr/>
@@ -1818,7 +1839,7 @@
         <w:pStyle w:val="Heading2"/>
         <w:rPr/>
       </w:pPr>
-      <w:bookmarkStart w:id="5" w:name="__RefHeading___Toc827_1092322862"/>
+      <w:bookmarkStart w:id="5" w:name="__RefHeading___Toc906_76238503"/>
       <w:bookmarkEnd w:id="5"/>
       <w:r>
         <w:rPr/>
@@ -2000,7 +2021,7 @@
         <w:pStyle w:val="Heading2"/>
         <w:rPr/>
       </w:pPr>
-      <w:bookmarkStart w:id="6" w:name="__RefHeading___Toc829_1092322862"/>
+      <w:bookmarkStart w:id="6" w:name="__RefHeading___Toc908_76238503"/>
       <w:bookmarkEnd w:id="6"/>
       <w:r>
         <w:rPr/>
@@ -2346,7 +2367,7 @@
         <w:pStyle w:val="Heading1"/>
         <w:rPr/>
       </w:pPr>
-      <w:bookmarkStart w:id="7" w:name="__RefHeading___Toc831_1092322862"/>
+      <w:bookmarkStart w:id="7" w:name="__RefHeading___Toc910_76238503"/>
       <w:bookmarkEnd w:id="7"/>
       <w:r>
         <w:rPr/>
@@ -3012,7 +3033,7 @@
         <w:pStyle w:val="Heading1"/>
         <w:rPr/>
       </w:pPr>
-      <w:bookmarkStart w:id="8" w:name="__RefHeading___Toc833_1092322862"/>
+      <w:bookmarkStart w:id="8" w:name="__RefHeading___Toc912_76238503"/>
       <w:bookmarkEnd w:id="8"/>
       <w:r>
         <w:rPr/>
@@ -3421,7 +3442,7 @@
         <w:pStyle w:val="Heading1"/>
         <w:rPr/>
       </w:pPr>
-      <w:bookmarkStart w:id="9" w:name="__RefHeading___Toc835_1092322862"/>
+      <w:bookmarkStart w:id="9" w:name="__RefHeading___Toc914_76238503"/>
       <w:bookmarkEnd w:id="9"/>
       <w:r>
         <w:rPr/>
@@ -3528,7 +3549,7 @@
         <w:pStyle w:val="Heading2"/>
         <w:rPr/>
       </w:pPr>
-      <w:bookmarkStart w:id="10" w:name="__RefHeading___Toc837_1092322862"/>
+      <w:bookmarkStart w:id="10" w:name="__RefHeading___Toc916_76238503"/>
       <w:bookmarkEnd w:id="10"/>
       <w:r>
         <w:rPr/>
@@ -3745,7 +3766,7 @@
         <w:pStyle w:val="Heading2"/>
         <w:rPr/>
       </w:pPr>
-      <w:bookmarkStart w:id="11" w:name="__RefHeading___Toc839_1092322862"/>
+      <w:bookmarkStart w:id="11" w:name="__RefHeading___Toc918_76238503"/>
       <w:bookmarkEnd w:id="11"/>
       <w:r>
         <w:rPr/>
@@ -3805,10 +3826,11 @@
         <w:tblLook w:val="04a0" w:noHBand="0" w:noVBand="1" w:firstColumn="1" w:lastRow="0" w:lastColumn="0" w:firstRow="1"/>
       </w:tblPr>
       <w:tblGrid>
-        <w:gridCol w:w="2519"/>
-        <w:gridCol w:w="3168"/>
+        <w:gridCol w:w="1223"/>
+        <w:gridCol w:w="2304"/>
+        <w:gridCol w:w="2520"/>
         <w:gridCol w:w="1944"/>
-        <w:gridCol w:w="2116"/>
+        <w:gridCol w:w="1757"/>
       </w:tblGrid>
       <w:tr>
         <w:trPr>
@@ -3816,7 +3838,7 @@
         </w:trPr>
         <w:tc>
           <w:tcPr>
-            <w:tcW w:w="2519" w:type="dxa"/>
+            <w:tcW w:w="1223" w:type="dxa"/>
             <w:tcBorders>
               <w:top w:val="single" w:sz="4" w:space="0" w:color="E3E3E4"/>
               <w:left w:val="single" w:sz="4" w:space="0" w:color="E3E3E4"/>
@@ -3837,15 +3859,15 @@
                 <w:rFonts w:eastAsia="Times New Roman" w:cs="Times New Roman"/>
                 <w:b/>
                 <w:color w:val="FFFFFF"/>
-                <w:sz w:val="19"/>
-              </w:rPr>
-              <w:t>Sector</w:t>
+                <w:sz w:val="18"/>
+              </w:rPr>
+              <w:t>Group (Yes / No)</w:t>
             </w:r>
           </w:p>
         </w:tc>
         <w:tc>
           <w:tcPr>
-            <w:tcW w:w="3168" w:type="dxa"/>
+            <w:tcW w:w="2304" w:type="dxa"/>
             <w:tcBorders>
               <w:top w:val="single" w:sz="4" w:space="0" w:color="E3E3E4"/>
               <w:left w:val="single" w:sz="4" w:space="0" w:color="E3E3E4"/>
@@ -3866,7 +3888,36 @@
                 <w:rFonts w:eastAsia="Times New Roman" w:cs="Times New Roman"/>
                 <w:b/>
                 <w:color w:val="FFFFFF"/>
-                <w:sz w:val="19"/>
+                <w:sz w:val="18"/>
+              </w:rPr>
+              <w:t>Group</w:t>
+            </w:r>
+          </w:p>
+        </w:tc>
+        <w:tc>
+          <w:tcPr>
+            <w:tcW w:w="2520" w:type="dxa"/>
+            <w:tcBorders>
+              <w:top w:val="single" w:sz="4" w:space="0" w:color="E3E3E4"/>
+              <w:left w:val="single" w:sz="4" w:space="0" w:color="E3E3E4"/>
+              <w:bottom w:val="single" w:sz="4" w:space="0" w:color="E3E3E4"/>
+              <w:right w:val="single" w:sz="4" w:space="0" w:color="E3E3E4"/>
+            </w:tcBorders>
+            <w:shd w:color="auto" w:fill="F8931D" w:val="clear"/>
+          </w:tcPr>
+          <w:p>
+            <w:pPr>
+              <w:pStyle w:val="Normal"/>
+              <w:spacing w:before="0" w:after="120"/>
+              <w:jc w:val="left"/>
+              <w:rPr/>
+            </w:pPr>
+            <w:r>
+              <w:rPr>
+                <w:rFonts w:eastAsia="Times New Roman" w:cs="Times New Roman"/>
+                <w:b/>
+                <w:color w:val="FFFFFF"/>
+                <w:sz w:val="18"/>
               </w:rPr>
               <w:t>Organization</w:t>
             </w:r>
@@ -3895,15 +3946,15 @@
                 <w:rFonts w:eastAsia="Times New Roman" w:cs="Times New Roman"/>
                 <w:b/>
                 <w:color w:val="FFFFFF"/>
-                <w:sz w:val="19"/>
-              </w:rPr>
-              <w:t>Domain</w:t>
+                <w:sz w:val="18"/>
+              </w:rPr>
+              <w:t>Sector</w:t>
             </w:r>
           </w:p>
         </w:tc>
         <w:tc>
           <w:tcPr>
-            <w:tcW w:w="2116" w:type="dxa"/>
+            <w:tcW w:w="1757" w:type="dxa"/>
             <w:tcBorders>
               <w:top w:val="single" w:sz="4" w:space="0" w:color="E3E3E4"/>
               <w:left w:val="single" w:sz="4" w:space="0" w:color="E3E3E4"/>
@@ -3924,9 +3975,9 @@
                 <w:rFonts w:eastAsia="Times New Roman" w:cs="Times New Roman"/>
                 <w:b/>
                 <w:color w:val="FFFFFF"/>
-                <w:sz w:val="19"/>
-              </w:rPr>
-              <w:t>Group</w:t>
+                <w:sz w:val="18"/>
+              </w:rPr>
+              <w:t>Domain</w:t>
             </w:r>
           </w:p>
         </w:tc>
@@ -3935,7 +3986,7 @@
         <w:trPr/>
         <w:tc>
           <w:tcPr>
-            <w:tcW w:w="2519" w:type="dxa"/>
+            <w:tcW w:w="1223" w:type="dxa"/>
             <w:tcBorders>
               <w:top w:val="single" w:sz="4" w:space="0" w:color="E3E3E4"/>
               <w:left w:val="single" w:sz="4" w:space="0" w:color="E3E3E4"/>
@@ -3953,15 +4004,15 @@
             <w:r>
               <w:rPr>
                 <w:rFonts w:eastAsia="Times New Roman" w:cs="Times New Roman"/>
-                <w:sz w:val="19"/>
-              </w:rPr>
-              <w:t>Public Sector</w:t>
+                <w:sz w:val="18"/>
+              </w:rPr>
+              <w:t>No</w:t>
             </w:r>
           </w:p>
         </w:tc>
         <w:tc>
           <w:tcPr>
-            <w:tcW w:w="3168" w:type="dxa"/>
+            <w:tcW w:w="2304" w:type="dxa"/>
             <w:tcBorders>
               <w:top w:val="single" w:sz="4" w:space="0" w:color="E3E3E4"/>
               <w:left w:val="single" w:sz="4" w:space="0" w:color="E3E3E4"/>
@@ -3979,7 +4030,33 @@
             <w:r>
               <w:rPr>
                 <w:rFonts w:eastAsia="Times New Roman" w:cs="Times New Roman"/>
-                <w:sz w:val="19"/>
+                <w:sz w:val="18"/>
+              </w:rPr>
+              <w:t>—</w:t>
+            </w:r>
+          </w:p>
+        </w:tc>
+        <w:tc>
+          <w:tcPr>
+            <w:tcW w:w="2520" w:type="dxa"/>
+            <w:tcBorders>
+              <w:top w:val="single" w:sz="4" w:space="0" w:color="E3E3E4"/>
+              <w:left w:val="single" w:sz="4" w:space="0" w:color="E3E3E4"/>
+              <w:bottom w:val="single" w:sz="4" w:space="0" w:color="E3E3E4"/>
+              <w:right w:val="single" w:sz="4" w:space="0" w:color="E3E3E4"/>
+            </w:tcBorders>
+          </w:tcPr>
+          <w:p>
+            <w:pPr>
+              <w:pStyle w:val="Normal"/>
+              <w:spacing w:lineRule="auto" w:line="240" w:before="0" w:after="0"/>
+              <w:jc w:val="left"/>
+              <w:rPr/>
+            </w:pPr>
+            <w:r>
+              <w:rPr>
+                <w:rFonts w:eastAsia="Times New Roman" w:cs="Times New Roman"/>
+                <w:sz w:val="18"/>
               </w:rPr>
               <w:t>Metro City Digital Services Agency</w:t>
             </w:r>
@@ -4005,16 +4082,15 @@
             <w:r>
               <w:rPr>
                 <w:rFonts w:eastAsia="Times New Roman" w:cs="Times New Roman"/>
-                <w:b/>
-                <w:sz w:val="19"/>
-              </w:rPr>
-              <w:t>metrocity.example</w:t>
+                <w:sz w:val="18"/>
+              </w:rPr>
+              <w:t>Public Sector</w:t>
             </w:r>
           </w:p>
         </w:tc>
         <w:tc>
           <w:tcPr>
-            <w:tcW w:w="2116" w:type="dxa"/>
+            <w:tcW w:w="1757" w:type="dxa"/>
             <w:tcBorders>
               <w:top w:val="single" w:sz="4" w:space="0" w:color="E3E3E4"/>
               <w:left w:val="single" w:sz="4" w:space="0" w:color="E3E3E4"/>
@@ -4032,9 +4108,10 @@
             <w:r>
               <w:rPr>
                 <w:rFonts w:eastAsia="Times New Roman" w:cs="Times New Roman"/>
-                <w:sz w:val="19"/>
-              </w:rPr>
-              <w:t>Independent</w:t>
+                <w:b/>
+                <w:sz w:val="18"/>
+              </w:rPr>
+              <w:t>metrocity.example</w:t>
             </w:r>
           </w:p>
         </w:tc>
@@ -4043,7 +4120,7 @@
         <w:trPr/>
         <w:tc>
           <w:tcPr>
-            <w:tcW w:w="2519" w:type="dxa"/>
+            <w:tcW w:w="1223" w:type="dxa"/>
             <w:tcBorders>
               <w:top w:val="single" w:sz="4" w:space="0" w:color="E3E3E4"/>
               <w:left w:val="single" w:sz="4" w:space="0" w:color="E3E3E4"/>
@@ -4062,15 +4139,15 @@
             <w:r>
               <w:rPr>
                 <w:rFonts w:eastAsia="Times New Roman" w:cs="Times New Roman"/>
-                <w:sz w:val="19"/>
-              </w:rPr>
-              <w:t>Manufacturing in Construction</w:t>
+                <w:sz w:val="18"/>
+              </w:rPr>
+              <w:t>Yes</w:t>
             </w:r>
           </w:p>
         </w:tc>
         <w:tc>
           <w:tcPr>
-            <w:tcW w:w="3168" w:type="dxa"/>
+            <w:tcW w:w="2304" w:type="dxa"/>
             <w:tcBorders>
               <w:top w:val="single" w:sz="4" w:space="0" w:color="E3E3E4"/>
               <w:left w:val="single" w:sz="4" w:space="0" w:color="E3E3E4"/>
@@ -4089,7 +4166,34 @@
             <w:r>
               <w:rPr>
                 <w:rFonts w:eastAsia="Times New Roman" w:cs="Times New Roman"/>
-                <w:sz w:val="19"/>
+                <w:sz w:val="18"/>
+              </w:rPr>
+              <w:t>Atlas Infrastructure Holding</w:t>
+            </w:r>
+          </w:p>
+        </w:tc>
+        <w:tc>
+          <w:tcPr>
+            <w:tcW w:w="2520" w:type="dxa"/>
+            <w:tcBorders>
+              <w:top w:val="single" w:sz="4" w:space="0" w:color="E3E3E4"/>
+              <w:left w:val="single" w:sz="4" w:space="0" w:color="E3E3E4"/>
+              <w:bottom w:val="single" w:sz="4" w:space="0" w:color="E3E3E4"/>
+              <w:right w:val="single" w:sz="4" w:space="0" w:color="E3E3E4"/>
+            </w:tcBorders>
+            <w:shd w:color="auto" w:fill="F2F2F3" w:val="clear"/>
+          </w:tcPr>
+          <w:p>
+            <w:pPr>
+              <w:pStyle w:val="Normal"/>
+              <w:spacing w:lineRule="auto" w:line="240" w:before="0" w:after="0"/>
+              <w:jc w:val="left"/>
+              <w:rPr/>
+            </w:pPr>
+            <w:r>
+              <w:rPr>
+                <w:rFonts w:eastAsia="Times New Roman" w:cs="Times New Roman"/>
+                <w:sz w:val="18"/>
               </w:rPr>
               <w:t>Cedarline Precast Systems</w:t>
             </w:r>
@@ -4116,16 +4220,15 @@
             <w:r>
               <w:rPr>
                 <w:rFonts w:eastAsia="Times New Roman" w:cs="Times New Roman"/>
-                <w:b/>
-                <w:sz w:val="19"/>
-              </w:rPr>
-              <w:t>cedarline.example</w:t>
+                <w:sz w:val="18"/>
+              </w:rPr>
+              <w:t>Manufacturing</w:t>
             </w:r>
           </w:p>
         </w:tc>
         <w:tc>
           <w:tcPr>
-            <w:tcW w:w="2116" w:type="dxa"/>
+            <w:tcW w:w="1757" w:type="dxa"/>
             <w:tcBorders>
               <w:top w:val="single" w:sz="4" w:space="0" w:color="E3E3E4"/>
               <w:left w:val="single" w:sz="4" w:space="0" w:color="E3E3E4"/>
@@ -4144,9 +4247,10 @@
             <w:r>
               <w:rPr>
                 <w:rFonts w:eastAsia="Times New Roman" w:cs="Times New Roman"/>
-                <w:sz w:val="19"/>
-              </w:rPr>
-              <w:t>Atlas Infrastructure Holding</w:t>
+                <w:b/>
+                <w:sz w:val="18"/>
+              </w:rPr>
+              <w:t>cedarline.example</w:t>
             </w:r>
           </w:p>
         </w:tc>
@@ -4155,7 +4259,7 @@
         <w:trPr/>
         <w:tc>
           <w:tcPr>
-            <w:tcW w:w="2519" w:type="dxa"/>
+            <w:tcW w:w="1223" w:type="dxa"/>
             <w:tcBorders>
               <w:top w:val="single" w:sz="4" w:space="0" w:color="E3E3E4"/>
               <w:left w:val="single" w:sz="4" w:space="0" w:color="E3E3E4"/>
@@ -4173,15 +4277,15 @@
             <w:r>
               <w:rPr>
                 <w:rFonts w:eastAsia="Times New Roman" w:cs="Times New Roman"/>
-                <w:sz w:val="19"/>
-              </w:rPr>
-              <w:t>Healthcare</w:t>
+                <w:sz w:val="18"/>
+              </w:rPr>
+              <w:t>No</w:t>
             </w:r>
           </w:p>
         </w:tc>
         <w:tc>
           <w:tcPr>
-            <w:tcW w:w="3168" w:type="dxa"/>
+            <w:tcW w:w="2304" w:type="dxa"/>
             <w:tcBorders>
               <w:top w:val="single" w:sz="4" w:space="0" w:color="E3E3E4"/>
               <w:left w:val="single" w:sz="4" w:space="0" w:color="E3E3E4"/>
@@ -4199,7 +4303,33 @@
             <w:r>
               <w:rPr>
                 <w:rFonts w:eastAsia="Times New Roman" w:cs="Times New Roman"/>
-                <w:sz w:val="19"/>
+                <w:sz w:val="18"/>
+              </w:rPr>
+              <w:t>—</w:t>
+            </w:r>
+          </w:p>
+        </w:tc>
+        <w:tc>
+          <w:tcPr>
+            <w:tcW w:w="2520" w:type="dxa"/>
+            <w:tcBorders>
+              <w:top w:val="single" w:sz="4" w:space="0" w:color="E3E3E4"/>
+              <w:left w:val="single" w:sz="4" w:space="0" w:color="E3E3E4"/>
+              <w:bottom w:val="single" w:sz="4" w:space="0" w:color="E3E3E4"/>
+              <w:right w:val="single" w:sz="4" w:space="0" w:color="E3E3E4"/>
+            </w:tcBorders>
+          </w:tcPr>
+          <w:p>
+            <w:pPr>
+              <w:pStyle w:val="Normal"/>
+              <w:spacing w:lineRule="auto" w:line="240" w:before="0" w:after="0"/>
+              <w:jc w:val="left"/>
+              <w:rPr/>
+            </w:pPr>
+            <w:r>
+              <w:rPr>
+                <w:rFonts w:eastAsia="Times New Roman" w:cs="Times New Roman"/>
+                <w:sz w:val="18"/>
               </w:rPr>
               <w:t>Meridale Health Network</w:t>
             </w:r>
@@ -4225,16 +4355,15 @@
             <w:r>
               <w:rPr>
                 <w:rFonts w:eastAsia="Times New Roman" w:cs="Times New Roman"/>
-                <w:b/>
-                <w:sz w:val="19"/>
-              </w:rPr>
-              <w:t>meridale.example</w:t>
+                <w:sz w:val="18"/>
+              </w:rPr>
+              <w:t>Healthcare</w:t>
             </w:r>
           </w:p>
         </w:tc>
         <w:tc>
           <w:tcPr>
-            <w:tcW w:w="2116" w:type="dxa"/>
+            <w:tcW w:w="1757" w:type="dxa"/>
             <w:tcBorders>
               <w:top w:val="single" w:sz="4" w:space="0" w:color="E3E3E4"/>
               <w:left w:val="single" w:sz="4" w:space="0" w:color="E3E3E4"/>
@@ -4252,9 +4381,10 @@
             <w:r>
               <w:rPr>
                 <w:rFonts w:eastAsia="Times New Roman" w:cs="Times New Roman"/>
-                <w:sz w:val="19"/>
-              </w:rPr>
-              <w:t>Independent</w:t>
+                <w:b/>
+                <w:sz w:val="18"/>
+              </w:rPr>
+              <w:t>meridale.example</w:t>
             </w:r>
           </w:p>
         </w:tc>
@@ -4263,7 +4393,7 @@
         <w:trPr/>
         <w:tc>
           <w:tcPr>
-            <w:tcW w:w="2519" w:type="dxa"/>
+            <w:tcW w:w="1223" w:type="dxa"/>
             <w:tcBorders>
               <w:top w:val="single" w:sz="4" w:space="0" w:color="E3E3E4"/>
               <w:left w:val="single" w:sz="4" w:space="0" w:color="E3E3E4"/>
@@ -4282,15 +4412,15 @@
             <w:r>
               <w:rPr>
                 <w:rFonts w:eastAsia="Times New Roman" w:cs="Times New Roman"/>
-                <w:sz w:val="19"/>
-              </w:rPr>
-              <w:t>Agro-Business – Dairy Products</w:t>
+                <w:sz w:val="18"/>
+              </w:rPr>
+              <w:t>Yes</w:t>
             </w:r>
           </w:p>
         </w:tc>
         <w:tc>
           <w:tcPr>
-            <w:tcW w:w="3168" w:type="dxa"/>
+            <w:tcW w:w="2304" w:type="dxa"/>
             <w:tcBorders>
               <w:top w:val="single" w:sz="4" w:space="0" w:color="E3E3E4"/>
               <w:left w:val="single" w:sz="4" w:space="0" w:color="E3E3E4"/>
@@ -4309,7 +4439,34 @@
             <w:r>
               <w:rPr>
                 <w:rFonts w:eastAsia="Times New Roman" w:cs="Times New Roman"/>
-                <w:sz w:val="19"/>
+                <w:sz w:val="18"/>
+              </w:rPr>
+              <w:t>Crescent Agro-Energy Group</w:t>
+            </w:r>
+          </w:p>
+        </w:tc>
+        <w:tc>
+          <w:tcPr>
+            <w:tcW w:w="2520" w:type="dxa"/>
+            <w:tcBorders>
+              <w:top w:val="single" w:sz="4" w:space="0" w:color="E3E3E4"/>
+              <w:left w:val="single" w:sz="4" w:space="0" w:color="E3E3E4"/>
+              <w:bottom w:val="single" w:sz="4" w:space="0" w:color="E3E3E4"/>
+              <w:right w:val="single" w:sz="4" w:space="0" w:color="E3E3E4"/>
+            </w:tcBorders>
+            <w:shd w:color="auto" w:fill="F2F2F3" w:val="clear"/>
+          </w:tcPr>
+          <w:p>
+            <w:pPr>
+              <w:pStyle w:val="Normal"/>
+              <w:spacing w:lineRule="auto" w:line="240" w:before="0" w:after="0"/>
+              <w:jc w:val="left"/>
+              <w:rPr/>
+            </w:pPr>
+            <w:r>
+              <w:rPr>
+                <w:rFonts w:eastAsia="Times New Roman" w:cs="Times New Roman"/>
+                <w:sz w:val="18"/>
               </w:rPr>
               <w:t>Valdora Dairy Cooperative</w:t>
             </w:r>
@@ -4336,16 +4493,15 @@
             <w:r>
               <w:rPr>
                 <w:rFonts w:eastAsia="Times New Roman" w:cs="Times New Roman"/>
-                <w:b/>
-                <w:sz w:val="19"/>
-              </w:rPr>
-              <w:t>valdora.example</w:t>
+                <w:sz w:val="18"/>
+              </w:rPr>
+              <w:t>Agro-Business – Dairy Products</w:t>
             </w:r>
           </w:p>
         </w:tc>
         <w:tc>
           <w:tcPr>
-            <w:tcW w:w="2116" w:type="dxa"/>
+            <w:tcW w:w="1757" w:type="dxa"/>
             <w:tcBorders>
               <w:top w:val="single" w:sz="4" w:space="0" w:color="E3E3E4"/>
               <w:left w:val="single" w:sz="4" w:space="0" w:color="E3E3E4"/>
@@ -4364,9 +4520,10 @@
             <w:r>
               <w:rPr>
                 <w:rFonts w:eastAsia="Times New Roman" w:cs="Times New Roman"/>
-                <w:sz w:val="19"/>
-              </w:rPr>
-              <w:t>Crescent Agro-Energy Group</w:t>
+                <w:b/>
+                <w:sz w:val="18"/>
+              </w:rPr>
+              <w:t>valdora.example</w:t>
             </w:r>
           </w:p>
         </w:tc>
@@ -4375,7 +4532,7 @@
         <w:trPr/>
         <w:tc>
           <w:tcPr>
-            <w:tcW w:w="2519" w:type="dxa"/>
+            <w:tcW w:w="1223" w:type="dxa"/>
             <w:tcBorders>
               <w:top w:val="single" w:sz="4" w:space="0" w:color="E3E3E4"/>
               <w:left w:val="single" w:sz="4" w:space="0" w:color="E3E3E4"/>
@@ -4393,15 +4550,15 @@
             <w:r>
               <w:rPr>
                 <w:rFonts w:eastAsia="Times New Roman" w:cs="Times New Roman"/>
-                <w:sz w:val="19"/>
-              </w:rPr>
-              <w:t>Transportation</w:t>
+                <w:sz w:val="18"/>
+              </w:rPr>
+              <w:t>Yes</w:t>
             </w:r>
           </w:p>
         </w:tc>
         <w:tc>
           <w:tcPr>
-            <w:tcW w:w="3168" w:type="dxa"/>
+            <w:tcW w:w="2304" w:type="dxa"/>
             <w:tcBorders>
               <w:top w:val="single" w:sz="4" w:space="0" w:color="E3E3E4"/>
               <w:left w:val="single" w:sz="4" w:space="0" w:color="E3E3E4"/>
@@ -4419,7 +4576,33 @@
             <w:r>
               <w:rPr>
                 <w:rFonts w:eastAsia="Times New Roman" w:cs="Times New Roman"/>
-                <w:sz w:val="19"/>
+                <w:sz w:val="18"/>
+              </w:rPr>
+              <w:t>Atlas Infrastructure Holding</w:t>
+            </w:r>
+          </w:p>
+        </w:tc>
+        <w:tc>
+          <w:tcPr>
+            <w:tcW w:w="2520" w:type="dxa"/>
+            <w:tcBorders>
+              <w:top w:val="single" w:sz="4" w:space="0" w:color="E3E3E4"/>
+              <w:left w:val="single" w:sz="4" w:space="0" w:color="E3E3E4"/>
+              <w:bottom w:val="single" w:sz="4" w:space="0" w:color="E3E3E4"/>
+              <w:right w:val="single" w:sz="4" w:space="0" w:color="E3E3E4"/>
+            </w:tcBorders>
+          </w:tcPr>
+          <w:p>
+            <w:pPr>
+              <w:pStyle w:val="Normal"/>
+              <w:spacing w:lineRule="auto" w:line="240" w:before="0" w:after="0"/>
+              <w:jc w:val="left"/>
+              <w:rPr/>
+            </w:pPr>
+            <w:r>
+              <w:rPr>
+                <w:rFonts w:eastAsia="Times New Roman" w:cs="Times New Roman"/>
+                <w:sz w:val="18"/>
               </w:rPr>
               <w:t>Orvane Transit Group</w:t>
             </w:r>
@@ -4445,16 +4628,15 @@
             <w:r>
               <w:rPr>
                 <w:rFonts w:eastAsia="Times New Roman" w:cs="Times New Roman"/>
-                <w:b/>
-                <w:sz w:val="19"/>
-              </w:rPr>
-              <w:t>orvane.example</w:t>
+                <w:sz w:val="18"/>
+              </w:rPr>
+              <w:t>Transportation</w:t>
             </w:r>
           </w:p>
         </w:tc>
         <w:tc>
           <w:tcPr>
-            <w:tcW w:w="2116" w:type="dxa"/>
+            <w:tcW w:w="1757" w:type="dxa"/>
             <w:tcBorders>
               <w:top w:val="single" w:sz="4" w:space="0" w:color="E3E3E4"/>
               <w:left w:val="single" w:sz="4" w:space="0" w:color="E3E3E4"/>
@@ -4472,9 +4654,10 @@
             <w:r>
               <w:rPr>
                 <w:rFonts w:eastAsia="Times New Roman" w:cs="Times New Roman"/>
-                <w:sz w:val="19"/>
-              </w:rPr>
-              <w:t>Atlas Infrastructure Holding</w:t>
+                <w:b/>
+                <w:sz w:val="18"/>
+              </w:rPr>
+              <w:t>orvane.example</w:t>
             </w:r>
           </w:p>
         </w:tc>
@@ -4483,7 +4666,7 @@
         <w:trPr/>
         <w:tc>
           <w:tcPr>
-            <w:tcW w:w="2519" w:type="dxa"/>
+            <w:tcW w:w="1223" w:type="dxa"/>
             <w:tcBorders>
               <w:top w:val="single" w:sz="4" w:space="0" w:color="E3E3E4"/>
               <w:left w:val="single" w:sz="4" w:space="0" w:color="E3E3E4"/>
@@ -4502,15 +4685,15 @@
             <w:r>
               <w:rPr>
                 <w:rFonts w:eastAsia="Times New Roman" w:cs="Times New Roman"/>
-                <w:sz w:val="19"/>
-              </w:rPr>
-              <w:t>Oil, Gas &amp; Energy</w:t>
+                <w:sz w:val="18"/>
+              </w:rPr>
+              <w:t>Yes</w:t>
             </w:r>
           </w:p>
         </w:tc>
         <w:tc>
           <w:tcPr>
-            <w:tcW w:w="3168" w:type="dxa"/>
+            <w:tcW w:w="2304" w:type="dxa"/>
             <w:tcBorders>
               <w:top w:val="single" w:sz="4" w:space="0" w:color="E3E3E4"/>
               <w:left w:val="single" w:sz="4" w:space="0" w:color="E3E3E4"/>
@@ -4529,7 +4712,34 @@
             <w:r>
               <w:rPr>
                 <w:rFonts w:eastAsia="Times New Roman" w:cs="Times New Roman"/>
-                <w:sz w:val="19"/>
+                <w:sz w:val="18"/>
+              </w:rPr>
+              <w:t>Crescent Agro-Energy Group</w:t>
+            </w:r>
+          </w:p>
+        </w:tc>
+        <w:tc>
+          <w:tcPr>
+            <w:tcW w:w="2520" w:type="dxa"/>
+            <w:tcBorders>
+              <w:top w:val="single" w:sz="4" w:space="0" w:color="E3E3E4"/>
+              <w:left w:val="single" w:sz="4" w:space="0" w:color="E3E3E4"/>
+              <w:bottom w:val="single" w:sz="4" w:space="0" w:color="E3E3E4"/>
+              <w:right w:val="single" w:sz="4" w:space="0" w:color="E3E3E4"/>
+            </w:tcBorders>
+            <w:shd w:color="auto" w:fill="F2F2F3" w:val="clear"/>
+          </w:tcPr>
+          <w:p>
+            <w:pPr>
+              <w:pStyle w:val="Normal"/>
+              <w:spacing w:lineRule="auto" w:line="240" w:before="0" w:after="0"/>
+              <w:jc w:val="left"/>
+              <w:rPr/>
+            </w:pPr>
+            <w:r>
+              <w:rPr>
+                <w:rFonts w:eastAsia="Times New Roman" w:cs="Times New Roman"/>
+                <w:sz w:val="18"/>
               </w:rPr>
               <w:t>Kestrel Energy &amp; Utilities</w:t>
             </w:r>
@@ -4556,16 +4766,15 @@
             <w:r>
               <w:rPr>
                 <w:rFonts w:eastAsia="Times New Roman" w:cs="Times New Roman"/>
-                <w:b/>
-                <w:sz w:val="19"/>
-              </w:rPr>
-              <w:t>kestrel.example</w:t>
+                <w:sz w:val="18"/>
+              </w:rPr>
+              <w:t>Oil, Gas &amp; Energy</w:t>
             </w:r>
           </w:p>
         </w:tc>
         <w:tc>
           <w:tcPr>
-            <w:tcW w:w="2116" w:type="dxa"/>
+            <w:tcW w:w="1757" w:type="dxa"/>
             <w:tcBorders>
               <w:top w:val="single" w:sz="4" w:space="0" w:color="E3E3E4"/>
               <w:left w:val="single" w:sz="4" w:space="0" w:color="E3E3E4"/>
@@ -4584,9 +4793,10 @@
             <w:r>
               <w:rPr>
                 <w:rFonts w:eastAsia="Times New Roman" w:cs="Times New Roman"/>
-                <w:sz w:val="19"/>
-              </w:rPr>
-              <w:t>Crescent Agro-Energy Group</w:t>
+                <w:b/>
+                <w:sz w:val="18"/>
+              </w:rPr>
+              <w:t>kestrel.example</w:t>
             </w:r>
           </w:p>
         </w:tc>
@@ -4595,7 +4805,7 @@
         <w:trPr/>
         <w:tc>
           <w:tcPr>
-            <w:tcW w:w="2519" w:type="dxa"/>
+            <w:tcW w:w="1223" w:type="dxa"/>
             <w:tcBorders>
               <w:top w:val="single" w:sz="4" w:space="0" w:color="E3E3E4"/>
               <w:left w:val="single" w:sz="4" w:space="0" w:color="E3E3E4"/>
@@ -4613,15 +4823,15 @@
             <w:r>
               <w:rPr>
                 <w:rFonts w:eastAsia="Times New Roman" w:cs="Times New Roman"/>
-                <w:sz w:val="19"/>
-              </w:rPr>
-              <w:t>Construction</w:t>
+                <w:sz w:val="18"/>
+              </w:rPr>
+              <w:t>Yes</w:t>
             </w:r>
           </w:p>
         </w:tc>
         <w:tc>
           <w:tcPr>
-            <w:tcW w:w="3168" w:type="dxa"/>
+            <w:tcW w:w="2304" w:type="dxa"/>
             <w:tcBorders>
               <w:top w:val="single" w:sz="4" w:space="0" w:color="E3E3E4"/>
               <w:left w:val="single" w:sz="4" w:space="0" w:color="E3E3E4"/>
@@ -4639,9 +4849,35 @@
             <w:r>
               <w:rPr>
                 <w:rFonts w:eastAsia="Times New Roman" w:cs="Times New Roman"/>
-                <w:sz w:val="19"/>
-              </w:rPr>
-              <w:t>Ridgeway Construction Contractors</w:t>
+                <w:sz w:val="18"/>
+              </w:rPr>
+              <w:t>Atlas Infrastructure Holding</w:t>
+            </w:r>
+          </w:p>
+        </w:tc>
+        <w:tc>
+          <w:tcPr>
+            <w:tcW w:w="2520" w:type="dxa"/>
+            <w:tcBorders>
+              <w:top w:val="single" w:sz="4" w:space="0" w:color="E3E3E4"/>
+              <w:left w:val="single" w:sz="4" w:space="0" w:color="E3E3E4"/>
+              <w:bottom w:val="single" w:sz="4" w:space="0" w:color="E3E3E4"/>
+              <w:right w:val="single" w:sz="4" w:space="0" w:color="E3E3E4"/>
+            </w:tcBorders>
+          </w:tcPr>
+          <w:p>
+            <w:pPr>
+              <w:pStyle w:val="Normal"/>
+              <w:spacing w:lineRule="auto" w:line="240" w:before="0" w:after="0"/>
+              <w:jc w:val="left"/>
+              <w:rPr/>
+            </w:pPr>
+            <w:r>
+              <w:rPr>
+                <w:rFonts w:eastAsia="Times New Roman" w:cs="Times New Roman"/>
+                <w:sz w:val="18"/>
+              </w:rPr>
+              <w:t>Ridgeway Real Estate Development</w:t>
             </w:r>
           </w:p>
         </w:tc>
@@ -4665,16 +4901,15 @@
             <w:r>
               <w:rPr>
                 <w:rFonts w:eastAsia="Times New Roman" w:cs="Times New Roman"/>
-                <w:b/>
-                <w:sz w:val="19"/>
-              </w:rPr>
-              <w:t>ridgeway.example</w:t>
+                <w:sz w:val="18"/>
+              </w:rPr>
+              <w:t>Real Estate Development</w:t>
             </w:r>
           </w:p>
         </w:tc>
         <w:tc>
           <w:tcPr>
-            <w:tcW w:w="2116" w:type="dxa"/>
+            <w:tcW w:w="1757" w:type="dxa"/>
             <w:tcBorders>
               <w:top w:val="single" w:sz="4" w:space="0" w:color="E3E3E4"/>
               <w:left w:val="single" w:sz="4" w:space="0" w:color="E3E3E4"/>
@@ -4692,9 +4927,10 @@
             <w:r>
               <w:rPr>
                 <w:rFonts w:eastAsia="Times New Roman" w:cs="Times New Roman"/>
-                <w:sz w:val="19"/>
-              </w:rPr>
-              <w:t>Atlas Infrastructure Holding</w:t>
+                <w:b/>
+                <w:sz w:val="18"/>
+              </w:rPr>
+              <w:t>ridgeway.example</w:t>
             </w:r>
           </w:p>
         </w:tc>
@@ -4719,20 +4955,72 @@
         <w:rPr>
           <w:rFonts w:eastAsia="Times New Roman" w:cs="Times New Roman"/>
         </w:rPr>
-        <w:t xml:space="preserve">Organizations of the same group can compare their indicators in </w:t>
+        <w:t xml:space="preserve">Each organization has 21 projects (for example </w:t>
       </w:r>
       <w:r>
         <w:rPr>
           <w:rFonts w:eastAsia="Times New Roman" w:cs="Times New Roman"/>
           <w:b/>
         </w:rPr>
-        <w:t>Reports &gt; Benchmarking</w:t>
+        <w:t>PUB-001</w:t>
       </w:r>
       <w:r>
         <w:rPr>
           <w:rFonts w:eastAsia="Times New Roman" w:cs="Times New Roman"/>
         </w:rPr>
-        <w:t>. Independent organizations compare only their own projects.</w:t>
+        <w:t xml:space="preserve"> to </w:t>
+      </w:r>
+      <w:r>
+        <w:rPr>
+          <w:rFonts w:eastAsia="Times New Roman" w:cs="Times New Roman"/>
+          <w:b/>
+        </w:rPr>
+        <w:t>PUB-021</w:t>
+      </w:r>
+      <w:r>
+        <w:rPr>
+          <w:rFonts w:eastAsia="Times New Roman" w:cs="Times New Roman"/>
+        </w:rPr>
+        <w:t xml:space="preserve">), at least ten instances of every end-to-end process, a team tree (OBS) with roles for every project, sample attachments, checklist templates and AI use cases. Open </w:t>
+      </w:r>
+      <w:r>
+        <w:rPr>
+          <w:rFonts w:eastAsia="Times New Roman" w:cs="Times New Roman"/>
+          <w:b/>
+        </w:rPr>
+        <w:t>Portfolio &gt; Groups, organizations &amp; projects</w:t>
+      </w:r>
+      <w:r>
+        <w:rPr>
+          <w:rFonts w:eastAsia="Times New Roman" w:cs="Times New Roman"/>
+        </w:rPr>
+        <w:t xml:space="preserve"> to see the whole tree Group (Yes / No) &gt; Organization &gt; Projects. Organizations of the same group can compare their indicators in </w:t>
+      </w:r>
+      <w:r>
+        <w:rPr>
+          <w:rFonts w:eastAsia="Times New Roman" w:cs="Times New Roman"/>
+          <w:b/>
+        </w:rPr>
+        <w:t>Portfolio &gt; Benchmarking</w:t>
+      </w:r>
+      <w:r>
+        <w:rPr>
+          <w:rFonts w:eastAsia="Times New Roman" w:cs="Times New Roman"/>
+        </w:rPr>
+        <w:t xml:space="preserve"> and see each other's projects read-only in </w:t>
+      </w:r>
+      <w:r>
+        <w:rPr>
+          <w:rFonts w:eastAsia="Times New Roman" w:cs="Times New Roman"/>
+          <w:b/>
+        </w:rPr>
+        <w:t>Portfolio &gt; Portfolio overview</w:t>
+      </w:r>
+      <w:r>
+        <w:rPr>
+          <w:rFonts w:eastAsia="Times New Roman" w:cs="Times New Roman"/>
+        </w:rPr>
+        <w:t>.</w:t>
       </w:r>
     </w:p>
     <w:p>
@@ -4740,8 +5028,265 @@
         <w:pStyle w:val="Heading2"/>
         <w:rPr/>
       </w:pPr>
-      <w:bookmarkStart w:id="12" w:name="__RefHeading___Toc841_1092322862"/>
+      <w:bookmarkStart w:id="12" w:name="__RefHeading___Toc920_76238503"/>
       <w:bookmarkEnd w:id="12"/>
+      <w:r>
+        <w:rPr/>
+        <w:t>6.4 Create your own group and organization</w:t>
+      </w:r>
+    </w:p>
+    <w:p>
+      <w:pPr>
+        <w:pStyle w:val="Normal"/>
+        <w:spacing w:before="0" w:after="60"/>
+        <w:ind w:hanging="432" w:left="504"/>
+        <w:jc w:val="left"/>
+        <w:rPr/>
+      </w:pPr>
+      <w:r>
+        <w:rPr>
+          <w:rFonts w:eastAsia="Times New Roman" w:cs="Times New Roman"/>
+          <w:b/>
+          <w:color w:val="E07B00"/>
+        </w:rPr>
+        <w:t xml:space="preserve">1.  </w:t>
+      </w:r>
+      <w:r>
+        <w:rPr>
+          <w:rFonts w:eastAsia="Times New Roman" w:cs="Times New Roman"/>
+        </w:rPr>
+        <w:t xml:space="preserve">Sign in as </w:t>
+      </w:r>
+      <w:r>
+        <w:rPr>
+          <w:rFonts w:eastAsia="Times New Roman" w:cs="Times New Roman"/>
+          <w:b/>
+        </w:rPr>
+        <w:t>admin@cortexplm.example</w:t>
+      </w:r>
+      <w:r>
+        <w:rPr>
+          <w:rFonts w:eastAsia="Times New Roman" w:cs="Times New Roman"/>
+        </w:rPr>
+        <w:t xml:space="preserve"> and open </w:t>
+      </w:r>
+      <w:r>
+        <w:rPr>
+          <w:rFonts w:eastAsia="Times New Roman" w:cs="Times New Roman"/>
+          <w:b/>
+        </w:rPr>
+        <w:t>Portfolio &gt; Groups, organizations &amp; projects</w:t>
+      </w:r>
+      <w:r>
+        <w:rPr>
+          <w:rFonts w:eastAsia="Times New Roman" w:cs="Times New Roman"/>
+        </w:rPr>
+        <w:t>.</w:t>
+      </w:r>
+    </w:p>
+    <w:p>
+      <w:pPr>
+        <w:pStyle w:val="Normal"/>
+        <w:spacing w:before="0" w:after="60"/>
+        <w:ind w:hanging="432" w:left="504"/>
+        <w:jc w:val="left"/>
+        <w:rPr/>
+      </w:pPr>
+      <w:r>
+        <w:rPr>
+          <w:rFonts w:eastAsia="Times New Roman" w:cs="Times New Roman"/>
+          <w:b/>
+          <w:color w:val="E07B00"/>
+        </w:rPr>
+        <w:t xml:space="preserve">2.  </w:t>
+      </w:r>
+      <w:r>
+        <w:rPr>
+          <w:rFonts w:eastAsia="Times New Roman" w:cs="Times New Roman"/>
+        </w:rPr>
+        <w:t xml:space="preserve">Optional: select </w:t>
+      </w:r>
+      <w:r>
+        <w:rPr>
+          <w:rFonts w:eastAsia="Times New Roman" w:cs="Times New Roman"/>
+          <w:b/>
+        </w:rPr>
+        <w:t>Add group</w:t>
+      </w:r>
+      <w:r>
+        <w:rPr>
+          <w:rFonts w:eastAsia="Times New Roman" w:cs="Times New Roman"/>
+        </w:rPr>
+        <w:t xml:space="preserve">, type a name and </w:t>
+      </w:r>
+      <w:r>
+        <w:rPr>
+          <w:rFonts w:eastAsia="Times New Roman" w:cs="Times New Roman"/>
+          <w:b/>
+        </w:rPr>
+        <w:t>Save</w:t>
+      </w:r>
+      <w:r>
+        <w:rPr>
+          <w:rFonts w:eastAsia="Times New Roman" w:cs="Times New Roman"/>
+        </w:rPr>
+        <w:t xml:space="preserve"> (Group: Yes). Skip this for an independent organization (Group: No).</w:t>
+      </w:r>
+    </w:p>
+    <w:p>
+      <w:pPr>
+        <w:pStyle w:val="Normal"/>
+        <w:spacing w:before="0" w:after="60"/>
+        <w:ind w:hanging="432" w:left="504"/>
+        <w:jc w:val="left"/>
+        <w:rPr/>
+      </w:pPr>
+      <w:r>
+        <w:rPr>
+          <w:rFonts w:eastAsia="Times New Roman" w:cs="Times New Roman"/>
+          <w:b/>
+          <w:color w:val="E07B00"/>
+        </w:rPr>
+        <w:t xml:space="preserve">3.  </w:t>
+      </w:r>
+      <w:r>
+        <w:rPr>
+          <w:rFonts w:eastAsia="Times New Roman" w:cs="Times New Roman"/>
+        </w:rPr>
+        <w:t xml:space="preserve">Select </w:t>
+      </w:r>
+      <w:r>
+        <w:rPr>
+          <w:rFonts w:eastAsia="Times New Roman" w:cs="Times New Roman"/>
+          <w:b/>
+        </w:rPr>
+        <w:t>Add organization</w:t>
+      </w:r>
+      <w:r>
+        <w:rPr>
+          <w:rFonts w:eastAsia="Times New Roman" w:cs="Times New Roman"/>
+        </w:rPr>
+        <w:t xml:space="preserve">: answer </w:t>
+      </w:r>
+      <w:r>
+        <w:rPr>
+          <w:rFonts w:eastAsia="Times New Roman" w:cs="Times New Roman"/>
+          <w:b/>
+        </w:rPr>
+        <w:t>Belongs to a group?</w:t>
+      </w:r>
+      <w:r>
+        <w:rPr>
+          <w:rFonts w:eastAsia="Times New Roman" w:cs="Times New Roman"/>
+        </w:rPr>
+        <w:t>, type the name, choose the sector, country and subscription.</w:t>
+      </w:r>
+    </w:p>
+    <w:p>
+      <w:pPr>
+        <w:pStyle w:val="Normal"/>
+        <w:spacing w:before="0" w:after="60"/>
+        <w:ind w:hanging="432" w:left="504"/>
+        <w:jc w:val="left"/>
+        <w:rPr/>
+      </w:pPr>
+      <w:r>
+        <w:rPr>
+          <w:rFonts w:eastAsia="Times New Roman" w:cs="Times New Roman"/>
+          <w:b/>
+          <w:color w:val="E07B00"/>
+        </w:rPr>
+        <w:t xml:space="preserve">4.  </w:t>
+      </w:r>
+      <w:r>
+        <w:rPr>
+          <w:rFonts w:eastAsia="Times New Roman" w:cs="Times New Roman"/>
+        </w:rPr>
+        <w:t xml:space="preserve">Keep </w:t>
+      </w:r>
+      <w:r>
+        <w:rPr>
+          <w:rFonts w:eastAsia="Times New Roman" w:cs="Times New Roman"/>
+          <w:b/>
+        </w:rPr>
+        <w:t>Create the starting team</w:t>
+      </w:r>
+      <w:r>
+        <w:rPr>
+          <w:rFonts w:eastAsia="Times New Roman" w:cs="Times New Roman"/>
+        </w:rPr>
+        <w:t xml:space="preserve"> ticked, type the e-mail domain (for example </w:t>
+      </w:r>
+      <w:r>
+        <w:rPr>
+          <w:rFonts w:eastAsia="Times New Roman" w:cs="Times New Roman"/>
+          <w:b/>
+        </w:rPr>
+        <w:t>acme.example</w:t>
+      </w:r>
+      <w:r>
+        <w:rPr>
+          <w:rFonts w:eastAsia="Times New Roman" w:cs="Times New Roman"/>
+        </w:rPr>
+        <w:t xml:space="preserve">) and an initial password of at least 8 characters, then </w:t>
+      </w:r>
+      <w:r>
+        <w:rPr>
+          <w:rFonts w:eastAsia="Times New Roman" w:cs="Times New Roman"/>
+          <w:b/>
+        </w:rPr>
+        <w:t>Save</w:t>
+      </w:r>
+      <w:r>
+        <w:rPr>
+          <w:rFonts w:eastAsia="Times New Roman" w:cs="Times New Roman"/>
+        </w:rPr>
+        <w:t>.</w:t>
+      </w:r>
+    </w:p>
+    <w:p>
+      <w:pPr>
+        <w:pStyle w:val="Normal"/>
+        <w:spacing w:before="0" w:after="60"/>
+        <w:ind w:hanging="432" w:left="504"/>
+        <w:jc w:val="left"/>
+        <w:rPr/>
+      </w:pPr>
+      <w:r>
+        <w:rPr>
+          <w:rFonts w:eastAsia="Times New Roman" w:cs="Times New Roman"/>
+          <w:b/>
+          <w:color w:val="E07B00"/>
+        </w:rPr>
+        <w:t xml:space="preserve">5.  </w:t>
+      </w:r>
+      <w:r>
+        <w:rPr>
+          <w:rFonts w:eastAsia="Times New Roman" w:cs="Times New Roman"/>
+        </w:rPr>
+        <w:t xml:space="preserve">The organization receives its standard content and one account per role, such as </w:t>
+      </w:r>
+      <w:r>
+        <w:rPr>
+          <w:rFonts w:eastAsia="Times New Roman" w:cs="Times New Roman"/>
+          <w:b/>
+        </w:rPr>
+        <w:t>pm1@acme.example</w:t>
+      </w:r>
+      <w:r>
+        <w:rPr>
+          <w:rFonts w:eastAsia="Times New Roman" w:cs="Times New Roman"/>
+        </w:rPr>
+        <w:t>. Sign in with that account to create the first project. The User Guide walks through six complete examples.</w:t>
+      </w:r>
+    </w:p>
+    <w:p>
+      <w:pPr>
+        <w:pStyle w:val="Heading2"/>
+        <w:rPr/>
+      </w:pPr>
+      <w:bookmarkStart w:id="13" w:name="__RefHeading___Toc922_76238503"/>
+      <w:bookmarkEnd w:id="13"/>
       <w:r>
         <w:rPr/>
         <w:t>6.3 User names and roles</w:t>
@@ -5762,8 +6307,8 @@
         <w:pStyle w:val="Heading1"/>
         <w:rPr/>
       </w:pPr>
-      <w:bookmarkStart w:id="13" w:name="__RefHeading___Toc843_1092322862"/>
-      <w:bookmarkEnd w:id="13"/>
+      <w:bookmarkStart w:id="14" w:name="__RefHeading___Toc924_76238503"/>
+      <w:bookmarkEnd w:id="14"/>
       <w:r>
         <w:rPr/>
         <w:t>7. Stop and Start Again</w:t>
@@ -5774,8 +6319,8 @@
         <w:pStyle w:val="Heading2"/>
         <w:rPr/>
       </w:pPr>
-      <w:bookmarkStart w:id="14" w:name="__RefHeading___Toc845_1092322862"/>
-      <w:bookmarkEnd w:id="14"/>
+      <w:bookmarkStart w:id="15" w:name="__RefHeading___Toc926_76238503"/>
+      <w:bookmarkEnd w:id="15"/>
       <w:r>
         <w:rPr/>
         <w:t>7.1 Stop the application</w:t>
@@ -5837,8 +6382,8 @@
         <w:pStyle w:val="Heading2"/>
         <w:rPr/>
       </w:pPr>
-      <w:bookmarkStart w:id="15" w:name="__RefHeading___Toc847_1092322862"/>
-      <w:bookmarkEnd w:id="15"/>
+      <w:bookmarkStart w:id="16" w:name="__RefHeading___Toc928_76238503"/>
+      <w:bookmarkEnd w:id="16"/>
       <w:r>
         <w:rPr/>
         <w:t>7.2 Start the application the next time</w:t>
@@ -6175,8 +6720,8 @@
         <w:pStyle w:val="Heading2"/>
         <w:rPr/>
       </w:pPr>
-      <w:bookmarkStart w:id="16" w:name="__RefHeading___Toc849_1092322862"/>
-      <w:bookmarkEnd w:id="16"/>
+      <w:bookmarkStart w:id="17" w:name="__RefHeading___Toc930_76238503"/>
+      <w:bookmarkEnd w:id="17"/>
       <w:r>
         <w:rPr/>
         <w:t>7.3 Reset the demonstration data</w:t>
@@ -6238,8 +6783,8 @@
         <w:pStyle w:val="Heading2"/>
         <w:rPr/>
       </w:pPr>
-      <w:bookmarkStart w:id="17" w:name="__RefHeading___Toc851_1092322862"/>
-      <w:bookmarkEnd w:id="17"/>
+      <w:bookmarkStart w:id="18" w:name="__RefHeading___Toc932_76238503"/>
+      <w:bookmarkEnd w:id="18"/>
       <w:r>
         <w:rPr/>
         <w:t>7.4 Back up and restore</w:t>
@@ -6669,8 +7214,8 @@
         <w:pStyle w:val="Heading1"/>
         <w:rPr/>
       </w:pPr>
-      <w:bookmarkStart w:id="18" w:name="__RefHeading___Toc853_1092322862"/>
-      <w:bookmarkEnd w:id="18"/>
+      <w:bookmarkStart w:id="19" w:name="__RefHeading___Toc934_76238503"/>
+      <w:bookmarkEnd w:id="19"/>
       <w:r>
         <w:rPr/>
         <w:t>8. Optional Settings</w:t>
@@ -7123,7 +7668,7 @@
                 <w:rFonts w:eastAsia="Times New Roman" w:cs="Times New Roman"/>
                 <w:sz w:val="19"/>
               </w:rPr>
-              <w:t xml:space="preserve">, section </w:t>
+              <w:t xml:space="preserve"> or </w:t>
             </w:r>
             <w:r>
               <w:rPr>
@@ -7131,6 +7676,21 @@
                 <w:b/>
                 <w:sz w:val="19"/>
               </w:rPr>
+              <w:t>Administration &gt; Configuration &amp; AI model</w:t>
+            </w:r>
+            <w:r>
+              <w:rPr>
+                <w:rFonts w:eastAsia="Times New Roman" w:cs="Times New Roman"/>
+                <w:sz w:val="19"/>
+              </w:rPr>
+              <w:t xml:space="preserve">, card </w:t>
+            </w:r>
+            <w:r>
+              <w:rPr>
+                <w:rFonts w:eastAsia="Times New Roman" w:cs="Times New Roman"/>
+                <w:b/>
+                <w:sz w:val="19"/>
+              </w:rPr>
               <w:t>Live AI model</w:t>
             </w:r>
             <w:r>
@@ -7138,7 +7698,52 @@
                 <w:rFonts w:eastAsia="Times New Roman" w:cs="Times New Roman"/>
                 <w:sz w:val="19"/>
               </w:rPr>
-              <w:t>, and type an API key. Without a key, the built-in suggestions are used.</w:t>
+              <w:t xml:space="preserve">. Choose the provider, choose a model in the list (Claude Opus 5 by default) or </w:t>
+            </w:r>
+            <w:r>
+              <w:rPr>
+                <w:rFonts w:eastAsia="Times New Roman" w:cs="Times New Roman"/>
+                <w:b/>
+                <w:sz w:val="19"/>
+              </w:rPr>
+              <w:t>Custom model…</w:t>
+            </w:r>
+            <w:r>
+              <w:rPr>
+                <w:rFonts w:eastAsia="Times New Roman" w:cs="Times New Roman"/>
+                <w:sz w:val="19"/>
+              </w:rPr>
+              <w:t xml:space="preserve"> to type another name, paste an API key and select </w:t>
+            </w:r>
+            <w:r>
+              <w:rPr>
+                <w:rFonts w:eastAsia="Times New Roman" w:cs="Times New Roman"/>
+                <w:b/>
+                <w:sz w:val="19"/>
+              </w:rPr>
+              <w:t>Test connection</w:t>
+            </w:r>
+            <w:r>
+              <w:rPr>
+                <w:rFonts w:eastAsia="Times New Roman" w:cs="Times New Roman"/>
+                <w:sz w:val="19"/>
+              </w:rPr>
+              <w:t xml:space="preserve">, then </w:t>
+            </w:r>
+            <w:r>
+              <w:rPr>
+                <w:rFonts w:eastAsia="Times New Roman" w:cs="Times New Roman"/>
+                <w:b/>
+                <w:sz w:val="19"/>
+              </w:rPr>
+              <w:t>Save connection</w:t>
+            </w:r>
+            <w:r>
+              <w:rPr>
+                <w:rFonts w:eastAsia="Times New Roman" w:cs="Times New Roman"/>
+                <w:sz w:val="19"/>
+              </w:rPr>
+              <w:t>. The key stays in the browser. Without a key, the built-in suggestions are used.</w:t>
             </w:r>
           </w:p>
         </w:tc>
@@ -7167,7 +7772,7 @@
                 <w:rFonts w:eastAsia="Times New Roman" w:cs="Times New Roman"/>
                 <w:sz w:val="19"/>
               </w:rPr>
-              <w:t>Backups</w:t>
+              <w:t>Attachments</w:t>
             </w:r>
           </w:p>
         </w:tc>
@@ -7193,7 +7798,7 @@
                 <w:rFonts w:eastAsia="Times New Roman" w:cs="Times New Roman"/>
                 <w:sz w:val="19"/>
               </w:rPr>
-              <w:t xml:space="preserve">In </w:t>
+              <w:t xml:space="preserve">Files attached to tasks are stored in </w:t>
             </w:r>
             <w:r>
               <w:rPr>
@@ -7201,44 +7806,14 @@
                 <w:b/>
                 <w:sz w:val="19"/>
               </w:rPr>
-              <w:t>.env</w:t>
-            </w:r>
-            <w:r>
-              <w:rPr>
-                <w:rFonts w:eastAsia="Times New Roman" w:cs="Times New Roman"/>
-                <w:sz w:val="19"/>
-              </w:rPr>
-              <w:t xml:space="preserve">, </w:t>
-            </w:r>
-            <w:r>
-              <w:rPr>
-                <w:rFonts w:eastAsia="Times New Roman" w:cs="Times New Roman"/>
-                <w:b/>
-                <w:sz w:val="19"/>
-              </w:rPr>
-              <w:t>BACKUP_RETENTION_DAYS</w:t>
-            </w:r>
-            <w:r>
-              <w:rPr>
-                <w:rFonts w:eastAsia="Times New Roman" w:cs="Times New Roman"/>
-                <w:sz w:val="19"/>
-              </w:rPr>
-              <w:t xml:space="preserve"> sets how many days of backups are kept (default 14); </w:t>
-            </w:r>
-            <w:r>
-              <w:rPr>
-                <w:rFonts w:eastAsia="Times New Roman" w:cs="Times New Roman"/>
-                <w:b/>
-                <w:sz w:val="19"/>
-              </w:rPr>
-              <w:t>BACKUP_DAILY=off</w:t>
-            </w:r>
-            <w:r>
-              <w:rPr>
-                <w:rFonts w:eastAsia="Times New Roman" w:cs="Times New Roman"/>
-                <w:sz w:val="19"/>
-              </w:rPr>
-              <w:t xml:space="preserve"> stops the automatic daily backup.</w:t>
+              <w:t>server/data/uploads</w:t>
+            </w:r>
+            <w:r>
+              <w:rPr>
+                <w:rFonts w:eastAsia="Times New Roman" w:cs="Times New Roman"/>
+                <w:sz w:val="19"/>
+              </w:rPr>
+              <w:t xml:space="preserve"> (up to 25 MB each). Include this folder in your backups.</w:t>
             </w:r>
           </w:p>
         </w:tc>
@@ -7268,7 +7843,7 @@
                 <w:rFonts w:eastAsia="Times New Roman" w:cs="Times New Roman"/>
                 <w:sz w:val="19"/>
               </w:rPr>
-              <w:t>OnPrem licence file</w:t>
+              <w:t>Backups</w:t>
             </w:r>
           </w:p>
         </w:tc>
@@ -7310,6 +7885,106 @@
                 <w:rFonts w:eastAsia="Times New Roman" w:cs="Times New Roman"/>
                 <w:sz w:val="19"/>
               </w:rPr>
+              <w:t xml:space="preserve">, </w:t>
+            </w:r>
+            <w:r>
+              <w:rPr>
+                <w:rFonts w:eastAsia="Times New Roman" w:cs="Times New Roman"/>
+                <w:b/>
+                <w:sz w:val="19"/>
+              </w:rPr>
+              <w:t>BACKUP_RETENTION_DAYS</w:t>
+            </w:r>
+            <w:r>
+              <w:rPr>
+                <w:rFonts w:eastAsia="Times New Roman" w:cs="Times New Roman"/>
+                <w:sz w:val="19"/>
+              </w:rPr>
+              <w:t xml:space="preserve"> sets how many days of backups are kept (default 14); </w:t>
+            </w:r>
+            <w:r>
+              <w:rPr>
+                <w:rFonts w:eastAsia="Times New Roman" w:cs="Times New Roman"/>
+                <w:b/>
+                <w:sz w:val="19"/>
+              </w:rPr>
+              <w:t>BACKUP_DAILY=off</w:t>
+            </w:r>
+            <w:r>
+              <w:rPr>
+                <w:rFonts w:eastAsia="Times New Roman" w:cs="Times New Roman"/>
+                <w:sz w:val="19"/>
+              </w:rPr>
+              <w:t xml:space="preserve"> stops the automatic daily backup.</w:t>
+            </w:r>
+          </w:p>
+        </w:tc>
+      </w:tr>
+      <w:tr>
+        <w:trPr/>
+        <w:tc>
+          <w:tcPr>
+            <w:tcW w:w="2304" w:type="dxa"/>
+            <w:tcBorders>
+              <w:top w:val="single" w:sz="4" w:space="0" w:color="E3E3E4"/>
+              <w:left w:val="single" w:sz="4" w:space="0" w:color="E3E3E4"/>
+              <w:bottom w:val="single" w:sz="4" w:space="0" w:color="E3E3E4"/>
+              <w:right w:val="single" w:sz="4" w:space="0" w:color="E3E3E4"/>
+            </w:tcBorders>
+          </w:tcPr>
+          <w:p>
+            <w:pPr>
+              <w:pStyle w:val="Normal"/>
+              <w:spacing w:lineRule="auto" w:line="240" w:before="0" w:after="0"/>
+              <w:jc w:val="left"/>
+              <w:rPr/>
+            </w:pPr>
+            <w:r>
+              <w:rPr>
+                <w:rFonts w:eastAsia="Times New Roman" w:cs="Times New Roman"/>
+                <w:sz w:val="19"/>
+              </w:rPr>
+              <w:t>OnPrem licence file</w:t>
+            </w:r>
+          </w:p>
+        </w:tc>
+        <w:tc>
+          <w:tcPr>
+            <w:tcW w:w="7443" w:type="dxa"/>
+            <w:tcBorders>
+              <w:top w:val="single" w:sz="4" w:space="0" w:color="E3E3E4"/>
+              <w:left w:val="single" w:sz="4" w:space="0" w:color="E3E3E4"/>
+              <w:bottom w:val="single" w:sz="4" w:space="0" w:color="E3E3E4"/>
+              <w:right w:val="single" w:sz="4" w:space="0" w:color="E3E3E4"/>
+            </w:tcBorders>
+          </w:tcPr>
+          <w:p>
+            <w:pPr>
+              <w:pStyle w:val="Normal"/>
+              <w:spacing w:lineRule="auto" w:line="240" w:before="0" w:after="0"/>
+              <w:jc w:val="left"/>
+              <w:rPr/>
+            </w:pPr>
+            <w:r>
+              <w:rPr>
+                <w:rFonts w:eastAsia="Times New Roman" w:cs="Times New Roman"/>
+                <w:sz w:val="19"/>
+              </w:rPr>
+              <w:t xml:space="preserve">In </w:t>
+            </w:r>
+            <w:r>
+              <w:rPr>
+                <w:rFonts w:eastAsia="Times New Roman" w:cs="Times New Roman"/>
+                <w:b/>
+                <w:sz w:val="19"/>
+              </w:rPr>
+              <w:t>.env</w:t>
+            </w:r>
+            <w:r>
+              <w:rPr>
+                <w:rFonts w:eastAsia="Times New Roman" w:cs="Times New Roman"/>
+                <w:sz w:val="19"/>
+              </w:rPr>
               <w:t xml:space="preserve">, set </w:t>
             </w:r>
             <w:r>
@@ -7376,8 +8051,8 @@
         <w:pStyle w:val="Heading1"/>
         <w:rPr/>
       </w:pPr>
-      <w:bookmarkStart w:id="19" w:name="__RefHeading___Toc855_1092322862"/>
-      <w:bookmarkEnd w:id="19"/>
+      <w:bookmarkStart w:id="20" w:name="__RefHeading___Toc936_76238503"/>
+      <w:bookmarkEnd w:id="20"/>
       <w:r>
         <w:rPr/>
         <w:t>9. Troubleshooting</w:t>
